--- a/Carpeta de Campo.docx
+++ b/Carpeta de Campo.docx
@@ -1,6 +1,6 @@
 
 <file path=word/document.xml><?xml version="1.0" encoding="utf-8"?>
-<w:document xmlns:wpc="http://schemas.microsoft.com/office/word/2010/wordprocessingCanvas" xmlns:cx="http://schemas.microsoft.com/office/drawing/2014/chartex" xmlns:cx1="http://schemas.microsoft.com/office/drawing/2015/9/8/chartex" xmlns:cx2="http://schemas.microsoft.com/office/drawing/2015/10/21/chartex" xmlns:cx3="http://schemas.microsoft.com/office/drawing/2016/5/9/chartex" xmlns:cx4="http://schemas.microsoft.com/office/drawing/2016/5/10/chartex" xmlns:cx5="http://schemas.microsoft.com/office/drawing/2016/5/11/chartex" xmlns:cx6="http://schemas.microsoft.com/office/drawing/2016/5/12/chartex" xmlns:cx7="http://schemas.microsoft.com/office/drawing/2016/5/13/chartex" xmlns:cx8="http://schemas.microsoft.com/office/drawing/2016/5/14/chartex" xmlns:mc="http://schemas.openxmlformats.org/markup-compatibility/2006" xmlns:aink="http://schemas.microsoft.com/office/drawing/2016/ink" xmlns:am3d="http://schemas.microsoft.com/office/drawing/2017/model3d" xmlns:o="urn:schemas-microsoft-com:office:office" xmlns:oel="http://schemas.microsoft.com/office/2019/extlst" xmlns:r="http://schemas.openxmlformats.org/officeDocument/2006/relationships" xmlns:m="http://schemas.openxmlformats.org/officeDocument/2006/math" xmlns:v="urn:schemas-microsoft-com:vml" xmlns:wp14="http://schemas.microsoft.com/office/word/2010/wordprocessingDrawing" xmlns:wp="http://schemas.openxmlformats.org/drawingml/2006/wordprocessingDrawing" xmlns:w10="urn:schemas-microsoft-com:office:word" xmlns:w="http://schemas.openxmlformats.org/wordprocessingml/2006/main" xmlns:w14="http://schemas.microsoft.com/office/word/2010/wordml" xmlns:w15="http://schemas.microsoft.com/office/word/2012/wordml" xmlns:w16cex="http://schemas.microsoft.com/office/word/2018/wordml/cex" xmlns:w16cid="http://schemas.microsoft.com/office/word/2016/wordml/cid" xmlns:w16="http://schemas.microsoft.com/office/word/2018/wordml" xmlns:w16du="http://schemas.microsoft.com/office/word/2023/wordml/word16du" xmlns:w16sdtdh="http://schemas.microsoft.com/office/word/2020/wordml/sdtdatahash" xmlns:w16sdtfl="http://schemas.microsoft.com/office/word/2024/wordml/sdtformatlock" xmlns:w16se="http://schemas.microsoft.com/office/word/2015/wordml/symex" xmlns:wpg="http://schemas.microsoft.com/office/word/2010/wordprocessingGroup" xmlns:wpi="http://schemas.microsoft.com/office/word/2010/wordprocessingInk" xmlns:wne="http://schemas.microsoft.com/office/word/2006/wordml" xmlns:wps="http://schemas.microsoft.com/office/word/2010/wordprocessingShape" mc:Ignorable="w14 w15 w16se w16cid w16 w16cex w16sdtdh w16sdtfl w16du wp14">
+<w:document xmlns:wpc="http://schemas.microsoft.com/office/word/2010/wordprocessingCanvas" xmlns:mc="http://schemas.openxmlformats.org/markup-compatibility/2006" xmlns:o="urn:schemas-microsoft-com:office:office" xmlns:r="http://schemas.openxmlformats.org/officeDocument/2006/relationships" xmlns:m="http://schemas.openxmlformats.org/officeDocument/2006/math" xmlns:v="urn:schemas-microsoft-com:vml" xmlns:wp14="http://schemas.microsoft.com/office/word/2010/wordprocessingDrawing" xmlns:wp="http://schemas.openxmlformats.org/drawingml/2006/wordprocessingDrawing" xmlns:w10="urn:schemas-microsoft-com:office:word" xmlns:w="http://schemas.openxmlformats.org/wordprocessingml/2006/main" xmlns:w14="http://schemas.microsoft.com/office/word/2010/wordml" xmlns:w15="http://schemas.microsoft.com/office/word/2012/wordml" xmlns:wpg="http://schemas.microsoft.com/office/word/2010/wordprocessingGroup" xmlns:wpi="http://schemas.microsoft.com/office/word/2010/wordprocessingInk" xmlns:wne="http://schemas.microsoft.com/office/word/2006/wordml" xmlns:wps="http://schemas.microsoft.com/office/word/2010/wordprocessingShape" mc:Ignorable="w14 w15 wp14">
   <w:body>
     <w:p>
       <w:pPr>
@@ -32,7 +32,7 @@
     </w:p>
     <w:p>
       <w:pPr>
-        <w:jc w:val="center"/>
+        <w:ind w:left="2124" w:firstLine="708"/>
         <w:rPr>
           <w:rFonts w:cstheme="minorHAnsi"/>
           <w:b/>
@@ -169,7 +169,33 @@
           <w:sz w:val="44"/>
           <w:szCs w:val="44"/>
         </w:rPr>
-        <w:t xml:space="preserve">Federico Leonel Bouzon </w:t>
+        <w:t xml:space="preserve">Federico Leonel </w:t>
+      </w:r>
+      <w:proofErr w:type="spellStart"/>
+      <w:r>
+        <w:rPr>
+          <w:rFonts w:ascii="Arial" w:hAnsi="Arial" w:cs="Arial"/>
+          <w:sz w:val="44"/>
+          <w:szCs w:val="44"/>
+        </w:rPr>
+        <w:t>Bouzo</w:t>
+      </w:r>
+      <w:r>
+        <w:rPr>
+          <w:rFonts w:ascii="Arial" w:hAnsi="Arial" w:cs="Arial"/>
+          <w:sz w:val="44"/>
+          <w:szCs w:val="44"/>
+        </w:rPr>
+        <w:t>n</w:t>
+      </w:r>
+      <w:proofErr w:type="spellEnd"/>
+      <w:r>
+        <w:rPr>
+          <w:rFonts w:ascii="Arial" w:hAnsi="Arial" w:cs="Arial"/>
+          <w:sz w:val="44"/>
+          <w:szCs w:val="44"/>
+        </w:rPr>
+        <w:t xml:space="preserve"> </w:t>
       </w:r>
     </w:p>
     <w:p>
@@ -253,7 +279,7 @@
           <w:sz w:val="36"/>
           <w:szCs w:val="36"/>
         </w:rPr>
-        <w:t>Josué Mug</w:t>
+        <w:t>Matías</w:t>
       </w:r>
       <w:r>
         <w:rPr>
@@ -261,7 +287,7 @@
           <w:sz w:val="36"/>
           <w:szCs w:val="36"/>
         </w:rPr>
-        <w:t>as,</w:t>
+        <w:t xml:space="preserve"> Adam</w:t>
       </w:r>
       <w:r>
         <w:rPr>
@@ -269,33 +295,83 @@
           <w:sz w:val="36"/>
           <w:szCs w:val="36"/>
         </w:rPr>
-        <w:t xml:space="preserve"> Dario Oliverio</w:t>
-      </w:r>
-      <w:r>
-        <w:rPr>
-          <w:rFonts w:ascii="Arial" w:hAnsi="Arial" w:cs="Arial"/>
-          <w:sz w:val="44"/>
-          <w:szCs w:val="44"/>
-        </w:rPr>
         <w:t>,</w:t>
       </w:r>
-    </w:p>
-    <w:p>
-      <w:pPr>
-        <w:jc w:val="both"/>
-        <w:rPr>
-          <w:rFonts w:ascii="Arial" w:hAnsi="Arial" w:cs="Arial"/>
-          <w:sz w:val="44"/>
-          <w:szCs w:val="44"/>
-        </w:rPr>
-      </w:pPr>
       <w:r>
         <w:rPr>
           <w:rFonts w:ascii="Arial" w:hAnsi="Arial" w:cs="Arial"/>
           <w:sz w:val="36"/>
           <w:szCs w:val="36"/>
         </w:rPr>
-        <w:t>Matias Adam, Angel Sierra</w:t>
+        <w:t xml:space="preserve"> </w:t>
+      </w:r>
+      <w:r>
+        <w:rPr>
+          <w:rFonts w:ascii="Arial" w:hAnsi="Arial" w:cs="Arial"/>
+          <w:sz w:val="36"/>
+          <w:szCs w:val="36"/>
+        </w:rPr>
+        <w:t>Josué Mug</w:t>
+      </w:r>
+      <w:r>
+        <w:rPr>
+          <w:rFonts w:ascii="Arial" w:hAnsi="Arial" w:cs="Arial"/>
+          <w:sz w:val="36"/>
+          <w:szCs w:val="36"/>
+        </w:rPr>
+        <w:t>as,</w:t>
+      </w:r>
+      <w:r>
+        <w:rPr>
+          <w:rFonts w:ascii="Arial" w:hAnsi="Arial" w:cs="Arial"/>
+          <w:sz w:val="36"/>
+          <w:szCs w:val="36"/>
+        </w:rPr>
+        <w:t xml:space="preserve"> </w:t>
+      </w:r>
+      <w:proofErr w:type="spellStart"/>
+      <w:r>
+        <w:rPr>
+          <w:rFonts w:ascii="Arial" w:hAnsi="Arial" w:cs="Arial"/>
+          <w:sz w:val="36"/>
+          <w:szCs w:val="36"/>
+        </w:rPr>
+        <w:t>Dario</w:t>
+      </w:r>
+      <w:proofErr w:type="spellEnd"/>
+      <w:r>
+        <w:rPr>
+          <w:rFonts w:ascii="Arial" w:hAnsi="Arial" w:cs="Arial"/>
+          <w:sz w:val="36"/>
+          <w:szCs w:val="36"/>
+        </w:rPr>
+        <w:t xml:space="preserve"> Oliverio</w:t>
+      </w:r>
+      <w:r>
+        <w:rPr>
+          <w:rFonts w:ascii="Arial" w:hAnsi="Arial" w:cs="Arial"/>
+          <w:sz w:val="36"/>
+          <w:szCs w:val="36"/>
+        </w:rPr>
+        <w:t xml:space="preserve">, </w:t>
+      </w:r>
+      <w:proofErr w:type="spellStart"/>
+      <w:r>
+        <w:rPr>
+          <w:rFonts w:ascii="Arial" w:hAnsi="Arial" w:cs="Arial"/>
+          <w:sz w:val="36"/>
+          <w:szCs w:val="36"/>
+        </w:rPr>
+        <w:t>Angel</w:t>
+      </w:r>
+      <w:proofErr w:type="spellEnd"/>
+      <w:r>
+        <w:rPr>
+          <w:rFonts w:ascii="Arial" w:hAnsi="Arial" w:cs="Arial"/>
+          <w:sz w:val="36"/>
+          <w:szCs w:val="36"/>
+        </w:rPr>
+        <w:t xml:space="preserve"> Sierra</w:t>
       </w:r>
       <w:r>
         <w:rPr>
@@ -504,6 +580,7 @@
           <w:noProof/>
           <w:sz w:val="28"/>
           <w:szCs w:val="28"/>
+          <w:lang w:eastAsia="es-AR"/>
         </w:rPr>
         <w:drawing>
           <wp:inline distT="0" distB="0" distL="0" distR="0" wp14:anchorId="6F750CDE" wp14:editId="0535413B">
@@ -1025,9 +1102,8 @@
           <w:sz w:val="22"/>
           <w:szCs w:val="22"/>
         </w:rPr>
-        <w:t xml:space="preserve">  `id` </w:t>
-      </w:r>
-      <w:proofErr w:type="spellStart"/>
+        <w:t xml:space="preserve">  `</w:t>
+      </w:r>
       <w:proofErr w:type="gramStart"/>
       <w:r>
         <w:rPr>
@@ -1037,6 +1113,28 @@
           <w:sz w:val="22"/>
           <w:szCs w:val="22"/>
         </w:rPr>
+        <w:t>id</w:t>
+      </w:r>
+      <w:proofErr w:type="gramEnd"/>
+      <w:r>
+        <w:rPr>
+          <w:rFonts w:cstheme="minorHAnsi"/>
+          <w:i/>
+          <w:iCs/>
+          <w:sz w:val="22"/>
+          <w:szCs w:val="22"/>
+        </w:rPr>
+        <w:t xml:space="preserve">` </w:t>
+      </w:r>
+      <w:proofErr w:type="spellStart"/>
+      <w:r>
+        <w:rPr>
+          <w:rFonts w:cstheme="minorHAnsi"/>
+          <w:i/>
+          <w:iCs/>
+          <w:sz w:val="22"/>
+          <w:szCs w:val="22"/>
+        </w:rPr>
         <w:t>int</w:t>
       </w:r>
       <w:proofErr w:type="spellEnd"/>
@@ -1048,7 +1146,40 @@
           <w:sz w:val="22"/>
           <w:szCs w:val="22"/>
         </w:rPr>
-        <w:t>(</w:t>
+        <w:t>(11) NOT NULL,</w:t>
+      </w:r>
+    </w:p>
+    <w:p>
+      <w:pPr>
+        <w:jc w:val="both"/>
+        <w:rPr>
+          <w:rFonts w:cstheme="minorHAnsi"/>
+          <w:i/>
+          <w:iCs/>
+          <w:sz w:val="22"/>
+          <w:szCs w:val="22"/>
+        </w:rPr>
+      </w:pPr>
+      <w:r>
+        <w:rPr>
+          <w:rFonts w:cstheme="minorHAnsi"/>
+          <w:i/>
+          <w:iCs/>
+          <w:sz w:val="22"/>
+          <w:szCs w:val="22"/>
+        </w:rPr>
+        <w:t xml:space="preserve">  `</w:t>
+      </w:r>
+      <w:proofErr w:type="gramStart"/>
+      <w:r>
+        <w:rPr>
+          <w:rFonts w:cstheme="minorHAnsi"/>
+          <w:i/>
+          <w:iCs/>
+          <w:sz w:val="22"/>
+          <w:szCs w:val="22"/>
+        </w:rPr>
+        <w:t>nombre</w:t>
       </w:r>
       <w:proofErr w:type="gramEnd"/>
       <w:r>
@@ -1059,31 +1190,52 @@
           <w:sz w:val="22"/>
           <w:szCs w:val="22"/>
         </w:rPr>
-        <w:t>11) NOT NULL,</w:t>
-      </w:r>
-    </w:p>
-    <w:p>
-      <w:pPr>
-        <w:jc w:val="both"/>
-        <w:rPr>
-          <w:rFonts w:cstheme="minorHAnsi"/>
-          <w:i/>
-          <w:iCs/>
-          <w:sz w:val="22"/>
-          <w:szCs w:val="22"/>
-        </w:rPr>
-      </w:pPr>
-      <w:r>
-        <w:rPr>
-          <w:rFonts w:cstheme="minorHAnsi"/>
-          <w:i/>
-          <w:iCs/>
-          <w:sz w:val="22"/>
-          <w:szCs w:val="22"/>
-        </w:rPr>
-        <w:t xml:space="preserve">  `nombre` </w:t>
-      </w:r>
-      <w:proofErr w:type="spellStart"/>
+        <w:t xml:space="preserve">` </w:t>
+      </w:r>
+      <w:proofErr w:type="spellStart"/>
+      <w:r>
+        <w:rPr>
+          <w:rFonts w:cstheme="minorHAnsi"/>
+          <w:i/>
+          <w:iCs/>
+          <w:sz w:val="22"/>
+          <w:szCs w:val="22"/>
+        </w:rPr>
+        <w:t>varchar</w:t>
+      </w:r>
+      <w:proofErr w:type="spellEnd"/>
+      <w:r>
+        <w:rPr>
+          <w:rFonts w:cstheme="minorHAnsi"/>
+          <w:i/>
+          <w:iCs/>
+          <w:sz w:val="22"/>
+          <w:szCs w:val="22"/>
+        </w:rPr>
+        <w:t>(50) DEFAULT NULL,</w:t>
+      </w:r>
+    </w:p>
+    <w:p>
+      <w:pPr>
+        <w:jc w:val="both"/>
+        <w:rPr>
+          <w:rFonts w:cstheme="minorHAnsi"/>
+          <w:i/>
+          <w:iCs/>
+          <w:sz w:val="22"/>
+          <w:szCs w:val="22"/>
+        </w:rPr>
+      </w:pPr>
+      <w:r>
+        <w:rPr>
+          <w:rFonts w:cstheme="minorHAnsi"/>
+          <w:i/>
+          <w:iCs/>
+          <w:sz w:val="22"/>
+          <w:szCs w:val="22"/>
+        </w:rPr>
+        <w:t xml:space="preserve">  `</w:t>
+      </w:r>
       <w:proofErr w:type="gramStart"/>
       <w:r>
         <w:rPr>
@@ -1093,6 +1245,28 @@
           <w:sz w:val="22"/>
           <w:szCs w:val="22"/>
         </w:rPr>
+        <w:t>apellido</w:t>
+      </w:r>
+      <w:proofErr w:type="gramEnd"/>
+      <w:r>
+        <w:rPr>
+          <w:rFonts w:cstheme="minorHAnsi"/>
+          <w:i/>
+          <w:iCs/>
+          <w:sz w:val="22"/>
+          <w:szCs w:val="22"/>
+        </w:rPr>
+        <w:t xml:space="preserve">` </w:t>
+      </w:r>
+      <w:proofErr w:type="spellStart"/>
+      <w:r>
+        <w:rPr>
+          <w:rFonts w:cstheme="minorHAnsi"/>
+          <w:i/>
+          <w:iCs/>
+          <w:sz w:val="22"/>
+          <w:szCs w:val="22"/>
+        </w:rPr>
         <w:t>varchar</w:t>
       </w:r>
       <w:proofErr w:type="spellEnd"/>
@@ -1104,7 +1278,40 @@
           <w:sz w:val="22"/>
           <w:szCs w:val="22"/>
         </w:rPr>
-        <w:t>(</w:t>
+        <w:t>(50) DEFAULT NULL,</w:t>
+      </w:r>
+    </w:p>
+    <w:p>
+      <w:pPr>
+        <w:jc w:val="both"/>
+        <w:rPr>
+          <w:rFonts w:cstheme="minorHAnsi"/>
+          <w:i/>
+          <w:iCs/>
+          <w:sz w:val="22"/>
+          <w:szCs w:val="22"/>
+        </w:rPr>
+      </w:pPr>
+      <w:r>
+        <w:rPr>
+          <w:rFonts w:cstheme="minorHAnsi"/>
+          <w:i/>
+          <w:iCs/>
+          <w:sz w:val="22"/>
+          <w:szCs w:val="22"/>
+        </w:rPr>
+        <w:t xml:space="preserve">  `</w:t>
+      </w:r>
+      <w:proofErr w:type="gramStart"/>
+      <w:r>
+        <w:rPr>
+          <w:rFonts w:cstheme="minorHAnsi"/>
+          <w:i/>
+          <w:iCs/>
+          <w:sz w:val="22"/>
+          <w:szCs w:val="22"/>
+        </w:rPr>
+        <w:t>mail</w:t>
       </w:r>
       <w:proofErr w:type="gramEnd"/>
       <w:r>
@@ -1115,31 +1322,52 @@
           <w:sz w:val="22"/>
           <w:szCs w:val="22"/>
         </w:rPr>
-        <w:t>50) DEFAULT NULL,</w:t>
-      </w:r>
-    </w:p>
-    <w:p>
-      <w:pPr>
-        <w:jc w:val="both"/>
-        <w:rPr>
-          <w:rFonts w:cstheme="minorHAnsi"/>
-          <w:i/>
-          <w:iCs/>
-          <w:sz w:val="22"/>
-          <w:szCs w:val="22"/>
-        </w:rPr>
-      </w:pPr>
-      <w:r>
-        <w:rPr>
-          <w:rFonts w:cstheme="minorHAnsi"/>
-          <w:i/>
-          <w:iCs/>
-          <w:sz w:val="22"/>
-          <w:szCs w:val="22"/>
-        </w:rPr>
-        <w:t xml:space="preserve">  `apellido` </w:t>
-      </w:r>
-      <w:proofErr w:type="spellStart"/>
+        <w:t xml:space="preserve">` </w:t>
+      </w:r>
+      <w:proofErr w:type="spellStart"/>
+      <w:r>
+        <w:rPr>
+          <w:rFonts w:cstheme="minorHAnsi"/>
+          <w:i/>
+          <w:iCs/>
+          <w:sz w:val="22"/>
+          <w:szCs w:val="22"/>
+        </w:rPr>
+        <w:t>varchar</w:t>
+      </w:r>
+      <w:proofErr w:type="spellEnd"/>
+      <w:r>
+        <w:rPr>
+          <w:rFonts w:cstheme="minorHAnsi"/>
+          <w:i/>
+          <w:iCs/>
+          <w:sz w:val="22"/>
+          <w:szCs w:val="22"/>
+        </w:rPr>
+        <w:t>(50) DEFAULT NULL,</w:t>
+      </w:r>
+    </w:p>
+    <w:p>
+      <w:pPr>
+        <w:jc w:val="both"/>
+        <w:rPr>
+          <w:rFonts w:cstheme="minorHAnsi"/>
+          <w:i/>
+          <w:iCs/>
+          <w:sz w:val="22"/>
+          <w:szCs w:val="22"/>
+        </w:rPr>
+      </w:pPr>
+      <w:r>
+        <w:rPr>
+          <w:rFonts w:cstheme="minorHAnsi"/>
+          <w:i/>
+          <w:iCs/>
+          <w:sz w:val="22"/>
+          <w:szCs w:val="22"/>
+        </w:rPr>
+        <w:t xml:space="preserve">  `</w:t>
+      </w:r>
       <w:proofErr w:type="gramStart"/>
       <w:r>
         <w:rPr>
@@ -1149,6 +1377,28 @@
           <w:sz w:val="22"/>
           <w:szCs w:val="22"/>
         </w:rPr>
+        <w:t>contraseña</w:t>
+      </w:r>
+      <w:proofErr w:type="gramEnd"/>
+      <w:r>
+        <w:rPr>
+          <w:rFonts w:cstheme="minorHAnsi"/>
+          <w:i/>
+          <w:iCs/>
+          <w:sz w:val="22"/>
+          <w:szCs w:val="22"/>
+        </w:rPr>
+        <w:t xml:space="preserve">` </w:t>
+      </w:r>
+      <w:proofErr w:type="spellStart"/>
+      <w:r>
+        <w:rPr>
+          <w:rFonts w:cstheme="minorHAnsi"/>
+          <w:i/>
+          <w:iCs/>
+          <w:sz w:val="22"/>
+          <w:szCs w:val="22"/>
+        </w:rPr>
         <w:t>varchar</w:t>
       </w:r>
       <w:proofErr w:type="spellEnd"/>
@@ -1160,7 +1410,40 @@
           <w:sz w:val="22"/>
           <w:szCs w:val="22"/>
         </w:rPr>
-        <w:t>(</w:t>
+        <w:t>(50) DEFAULT NULL,</w:t>
+      </w:r>
+    </w:p>
+    <w:p>
+      <w:pPr>
+        <w:jc w:val="both"/>
+        <w:rPr>
+          <w:rFonts w:cstheme="minorHAnsi"/>
+          <w:i/>
+          <w:iCs/>
+          <w:sz w:val="22"/>
+          <w:szCs w:val="22"/>
+        </w:rPr>
+      </w:pPr>
+      <w:r>
+        <w:rPr>
+          <w:rFonts w:cstheme="minorHAnsi"/>
+          <w:i/>
+          <w:iCs/>
+          <w:sz w:val="22"/>
+          <w:szCs w:val="22"/>
+        </w:rPr>
+        <w:t xml:space="preserve">  `</w:t>
+      </w:r>
+      <w:proofErr w:type="gramStart"/>
+      <w:r>
+        <w:rPr>
+          <w:rFonts w:cstheme="minorHAnsi"/>
+          <w:i/>
+          <w:iCs/>
+          <w:sz w:val="22"/>
+          <w:szCs w:val="22"/>
+        </w:rPr>
+        <w:t>domicilio</w:t>
       </w:r>
       <w:proofErr w:type="gramEnd"/>
       <w:r>
@@ -1171,32 +1454,9 @@
           <w:sz w:val="22"/>
           <w:szCs w:val="22"/>
         </w:rPr>
-        <w:t>50) DEFAULT NULL,</w:t>
-      </w:r>
-    </w:p>
-    <w:p>
-      <w:pPr>
-        <w:jc w:val="both"/>
-        <w:rPr>
-          <w:rFonts w:cstheme="minorHAnsi"/>
-          <w:i/>
-          <w:iCs/>
-          <w:sz w:val="22"/>
-          <w:szCs w:val="22"/>
-        </w:rPr>
-      </w:pPr>
-      <w:r>
-        <w:rPr>
-          <w:rFonts w:cstheme="minorHAnsi"/>
-          <w:i/>
-          <w:iCs/>
-          <w:sz w:val="22"/>
-          <w:szCs w:val="22"/>
-        </w:rPr>
-        <w:t xml:space="preserve">  `mail` </w:t>
-      </w:r>
-      <w:proofErr w:type="spellStart"/>
-      <w:proofErr w:type="gramStart"/>
+        <w:t xml:space="preserve">` </w:t>
+      </w:r>
+      <w:proofErr w:type="spellStart"/>
       <w:r>
         <w:rPr>
           <w:rFonts w:cstheme="minorHAnsi"/>
@@ -1216,130 +1476,7 @@
           <w:sz w:val="22"/>
           <w:szCs w:val="22"/>
         </w:rPr>
-        <w:t>(</w:t>
-      </w:r>
-      <w:proofErr w:type="gramEnd"/>
-      <w:r>
-        <w:rPr>
-          <w:rFonts w:cstheme="minorHAnsi"/>
-          <w:i/>
-          <w:iCs/>
-          <w:sz w:val="22"/>
-          <w:szCs w:val="22"/>
-        </w:rPr>
-        <w:t>50) DEFAULT NULL,</w:t>
-      </w:r>
-    </w:p>
-    <w:p>
-      <w:pPr>
-        <w:jc w:val="both"/>
-        <w:rPr>
-          <w:rFonts w:cstheme="minorHAnsi"/>
-          <w:i/>
-          <w:iCs/>
-          <w:sz w:val="22"/>
-          <w:szCs w:val="22"/>
-        </w:rPr>
-      </w:pPr>
-      <w:r>
-        <w:rPr>
-          <w:rFonts w:cstheme="minorHAnsi"/>
-          <w:i/>
-          <w:iCs/>
-          <w:sz w:val="22"/>
-          <w:szCs w:val="22"/>
-        </w:rPr>
-        <w:t xml:space="preserve">  `contraseña` </w:t>
-      </w:r>
-      <w:proofErr w:type="spellStart"/>
-      <w:proofErr w:type="gramStart"/>
-      <w:r>
-        <w:rPr>
-          <w:rFonts w:cstheme="minorHAnsi"/>
-          <w:i/>
-          <w:iCs/>
-          <w:sz w:val="22"/>
-          <w:szCs w:val="22"/>
-        </w:rPr>
-        <w:t>varchar</w:t>
-      </w:r>
-      <w:proofErr w:type="spellEnd"/>
-      <w:r>
-        <w:rPr>
-          <w:rFonts w:cstheme="minorHAnsi"/>
-          <w:i/>
-          <w:iCs/>
-          <w:sz w:val="22"/>
-          <w:szCs w:val="22"/>
-        </w:rPr>
-        <w:t>(</w:t>
-      </w:r>
-      <w:proofErr w:type="gramEnd"/>
-      <w:r>
-        <w:rPr>
-          <w:rFonts w:cstheme="minorHAnsi"/>
-          <w:i/>
-          <w:iCs/>
-          <w:sz w:val="22"/>
-          <w:szCs w:val="22"/>
-        </w:rPr>
-        <w:t>50) DEFAULT NULL,</w:t>
-      </w:r>
-    </w:p>
-    <w:p>
-      <w:pPr>
-        <w:jc w:val="both"/>
-        <w:rPr>
-          <w:rFonts w:cstheme="minorHAnsi"/>
-          <w:i/>
-          <w:iCs/>
-          <w:sz w:val="22"/>
-          <w:szCs w:val="22"/>
-        </w:rPr>
-      </w:pPr>
-      <w:r>
-        <w:rPr>
-          <w:rFonts w:cstheme="minorHAnsi"/>
-          <w:i/>
-          <w:iCs/>
-          <w:sz w:val="22"/>
-          <w:szCs w:val="22"/>
-        </w:rPr>
-        <w:t xml:space="preserve">  `domicilio` </w:t>
-      </w:r>
-      <w:proofErr w:type="spellStart"/>
-      <w:proofErr w:type="gramStart"/>
-      <w:r>
-        <w:rPr>
-          <w:rFonts w:cstheme="minorHAnsi"/>
-          <w:i/>
-          <w:iCs/>
-          <w:sz w:val="22"/>
-          <w:szCs w:val="22"/>
-        </w:rPr>
-        <w:t>varchar</w:t>
-      </w:r>
-      <w:proofErr w:type="spellEnd"/>
-      <w:r>
-        <w:rPr>
-          <w:rFonts w:cstheme="minorHAnsi"/>
-          <w:i/>
-          <w:iCs/>
-          <w:sz w:val="22"/>
-          <w:szCs w:val="22"/>
-        </w:rPr>
-        <w:t>(</w:t>
-      </w:r>
-      <w:proofErr w:type="gramEnd"/>
-      <w:r>
-        <w:rPr>
-          <w:rFonts w:cstheme="minorHAnsi"/>
-          <w:i/>
-          <w:iCs/>
-          <w:sz w:val="22"/>
-          <w:szCs w:val="22"/>
-        </w:rPr>
-        <w:t>50) DEFAULT NULL</w:t>
+        <w:t>(50) DEFAULT NULL</w:t>
       </w:r>
     </w:p>
     <w:p>
@@ -1906,9 +2043,8 @@
           <w:sz w:val="22"/>
           <w:szCs w:val="22"/>
         </w:rPr>
-        <w:t xml:space="preserve">  `id` </w:t>
-      </w:r>
-      <w:proofErr w:type="spellStart"/>
+        <w:t xml:space="preserve">  `</w:t>
+      </w:r>
       <w:proofErr w:type="gramStart"/>
       <w:r>
         <w:rPr>
@@ -1918,6 +2054,28 @@
           <w:sz w:val="22"/>
           <w:szCs w:val="22"/>
         </w:rPr>
+        <w:t>id</w:t>
+      </w:r>
+      <w:proofErr w:type="gramEnd"/>
+      <w:r>
+        <w:rPr>
+          <w:rFonts w:cstheme="minorHAnsi"/>
+          <w:i/>
+          <w:iCs/>
+          <w:sz w:val="22"/>
+          <w:szCs w:val="22"/>
+        </w:rPr>
+        <w:t xml:space="preserve">` </w:t>
+      </w:r>
+      <w:proofErr w:type="spellStart"/>
+      <w:r>
+        <w:rPr>
+          <w:rFonts w:cstheme="minorHAnsi"/>
+          <w:i/>
+          <w:iCs/>
+          <w:sz w:val="22"/>
+          <w:szCs w:val="22"/>
+        </w:rPr>
         <w:t>int</w:t>
       </w:r>
       <w:proofErr w:type="spellEnd"/>
@@ -1929,6 +2087,73 @@
           <w:sz w:val="22"/>
           <w:szCs w:val="22"/>
         </w:rPr>
+        <w:t>(11) NOT NULL,</w:t>
+      </w:r>
+    </w:p>
+    <w:p>
+      <w:pPr>
+        <w:jc w:val="both"/>
+        <w:rPr>
+          <w:rFonts w:cstheme="minorHAnsi"/>
+          <w:i/>
+          <w:iCs/>
+          <w:sz w:val="22"/>
+          <w:szCs w:val="22"/>
+        </w:rPr>
+      </w:pPr>
+      <w:r>
+        <w:rPr>
+          <w:rFonts w:cstheme="minorHAnsi"/>
+          <w:i/>
+          <w:iCs/>
+          <w:sz w:val="22"/>
+          <w:szCs w:val="22"/>
+        </w:rPr>
+        <w:t xml:space="preserve">  `</w:t>
+      </w:r>
+      <w:proofErr w:type="spellStart"/>
+      <w:r>
+        <w:rPr>
+          <w:rFonts w:cstheme="minorHAnsi"/>
+          <w:i/>
+          <w:iCs/>
+          <w:sz w:val="22"/>
+          <w:szCs w:val="22"/>
+        </w:rPr>
+        <w:t>id_cliente</w:t>
+      </w:r>
+      <w:proofErr w:type="spellEnd"/>
+      <w:r>
+        <w:rPr>
+          <w:rFonts w:cstheme="minorHAnsi"/>
+          <w:i/>
+          <w:iCs/>
+          <w:sz w:val="22"/>
+          <w:szCs w:val="22"/>
+        </w:rPr>
+        <w:t xml:space="preserve">` </w:t>
+      </w:r>
+      <w:proofErr w:type="spellStart"/>
+      <w:proofErr w:type="gramStart"/>
+      <w:r>
+        <w:rPr>
+          <w:rFonts w:cstheme="minorHAnsi"/>
+          <w:i/>
+          <w:iCs/>
+          <w:sz w:val="22"/>
+          <w:szCs w:val="22"/>
+        </w:rPr>
+        <w:t>int</w:t>
+      </w:r>
+      <w:proofErr w:type="spellEnd"/>
+      <w:r>
+        <w:rPr>
+          <w:rFonts w:cstheme="minorHAnsi"/>
+          <w:i/>
+          <w:iCs/>
+          <w:sz w:val="22"/>
+          <w:szCs w:val="22"/>
+        </w:rPr>
         <w:t>(</w:t>
       </w:r>
       <w:proofErr w:type="gramEnd"/>
@@ -1940,7 +2165,7 @@
           <w:sz w:val="22"/>
           <w:szCs w:val="22"/>
         </w:rPr>
-        <w:t>11) NOT NULL,</w:t>
+        <w:t>11) DEFAULT NULL,</w:t>
       </w:r>
     </w:p>
     <w:p>
@@ -1973,6 +2198,318 @@
           <w:sz w:val="22"/>
           <w:szCs w:val="22"/>
         </w:rPr>
+        <w:t>id_producto</w:t>
+      </w:r>
+      <w:proofErr w:type="spellEnd"/>
+      <w:r>
+        <w:rPr>
+          <w:rFonts w:cstheme="minorHAnsi"/>
+          <w:i/>
+          <w:iCs/>
+          <w:sz w:val="22"/>
+          <w:szCs w:val="22"/>
+        </w:rPr>
+        <w:t xml:space="preserve">` </w:t>
+      </w:r>
+      <w:proofErr w:type="spellStart"/>
+      <w:proofErr w:type="gramStart"/>
+      <w:r>
+        <w:rPr>
+          <w:rFonts w:cstheme="minorHAnsi"/>
+          <w:i/>
+          <w:iCs/>
+          <w:sz w:val="22"/>
+          <w:szCs w:val="22"/>
+        </w:rPr>
+        <w:t>int</w:t>
+      </w:r>
+      <w:proofErr w:type="spellEnd"/>
+      <w:r>
+        <w:rPr>
+          <w:rFonts w:cstheme="minorHAnsi"/>
+          <w:i/>
+          <w:iCs/>
+          <w:sz w:val="22"/>
+          <w:szCs w:val="22"/>
+        </w:rPr>
+        <w:t>(</w:t>
+      </w:r>
+      <w:proofErr w:type="gramEnd"/>
+      <w:r>
+        <w:rPr>
+          <w:rFonts w:cstheme="minorHAnsi"/>
+          <w:i/>
+          <w:iCs/>
+          <w:sz w:val="22"/>
+          <w:szCs w:val="22"/>
+        </w:rPr>
+        <w:t>11) DEFAULT NULL,</w:t>
+      </w:r>
+    </w:p>
+    <w:p>
+      <w:pPr>
+        <w:jc w:val="both"/>
+        <w:rPr>
+          <w:rFonts w:cstheme="minorHAnsi"/>
+          <w:i/>
+          <w:iCs/>
+          <w:sz w:val="22"/>
+          <w:szCs w:val="22"/>
+        </w:rPr>
+      </w:pPr>
+      <w:r>
+        <w:rPr>
+          <w:rFonts w:cstheme="minorHAnsi"/>
+          <w:i/>
+          <w:iCs/>
+          <w:sz w:val="22"/>
+          <w:szCs w:val="22"/>
+        </w:rPr>
+        <w:t xml:space="preserve">  `fecha` date DEFAULT NULL,</w:t>
+      </w:r>
+    </w:p>
+    <w:p>
+      <w:pPr>
+        <w:jc w:val="both"/>
+        <w:rPr>
+          <w:rFonts w:cstheme="minorHAnsi"/>
+          <w:i/>
+          <w:iCs/>
+          <w:sz w:val="22"/>
+          <w:szCs w:val="22"/>
+        </w:rPr>
+      </w:pPr>
+      <w:r>
+        <w:rPr>
+          <w:rFonts w:cstheme="minorHAnsi"/>
+          <w:i/>
+          <w:iCs/>
+          <w:sz w:val="22"/>
+          <w:szCs w:val="22"/>
+        </w:rPr>
+        <w:t xml:space="preserve">  `</w:t>
+      </w:r>
+      <w:proofErr w:type="spellStart"/>
+      <w:r>
+        <w:rPr>
+          <w:rFonts w:cstheme="minorHAnsi"/>
+          <w:i/>
+          <w:iCs/>
+          <w:sz w:val="22"/>
+          <w:szCs w:val="22"/>
+        </w:rPr>
+        <w:t>cantidad_producto</w:t>
+      </w:r>
+      <w:proofErr w:type="spellEnd"/>
+      <w:r>
+        <w:rPr>
+          <w:rFonts w:cstheme="minorHAnsi"/>
+          <w:i/>
+          <w:iCs/>
+          <w:sz w:val="22"/>
+          <w:szCs w:val="22"/>
+        </w:rPr>
+        <w:t xml:space="preserve">` </w:t>
+      </w:r>
+      <w:proofErr w:type="spellStart"/>
+      <w:proofErr w:type="gramStart"/>
+      <w:r>
+        <w:rPr>
+          <w:rFonts w:cstheme="minorHAnsi"/>
+          <w:i/>
+          <w:iCs/>
+          <w:sz w:val="22"/>
+          <w:szCs w:val="22"/>
+        </w:rPr>
+        <w:t>int</w:t>
+      </w:r>
+      <w:proofErr w:type="spellEnd"/>
+      <w:r>
+        <w:rPr>
+          <w:rFonts w:cstheme="minorHAnsi"/>
+          <w:i/>
+          <w:iCs/>
+          <w:sz w:val="22"/>
+          <w:szCs w:val="22"/>
+        </w:rPr>
+        <w:t>(</w:t>
+      </w:r>
+      <w:proofErr w:type="gramEnd"/>
+      <w:r>
+        <w:rPr>
+          <w:rFonts w:cstheme="minorHAnsi"/>
+          <w:i/>
+          <w:iCs/>
+          <w:sz w:val="22"/>
+          <w:szCs w:val="22"/>
+        </w:rPr>
+        <w:t>11) DEFAULT NULL</w:t>
+      </w:r>
+    </w:p>
+    <w:p>
+      <w:pPr>
+        <w:jc w:val="both"/>
+        <w:rPr>
+          <w:rFonts w:cstheme="minorHAnsi"/>
+          <w:i/>
+          <w:iCs/>
+          <w:sz w:val="22"/>
+          <w:szCs w:val="22"/>
+        </w:rPr>
+      </w:pPr>
+      <w:r>
+        <w:rPr>
+          <w:rFonts w:cstheme="minorHAnsi"/>
+          <w:i/>
+          <w:iCs/>
+          <w:sz w:val="22"/>
+          <w:szCs w:val="22"/>
+        </w:rPr>
+        <w:t>) ENGINE=</w:t>
+      </w:r>
+      <w:proofErr w:type="spellStart"/>
+      <w:r>
+        <w:rPr>
+          <w:rFonts w:cstheme="minorHAnsi"/>
+          <w:i/>
+          <w:iCs/>
+          <w:sz w:val="22"/>
+          <w:szCs w:val="22"/>
+        </w:rPr>
+        <w:t>InnoDB</w:t>
+      </w:r>
+      <w:proofErr w:type="spellEnd"/>
+      <w:r>
+        <w:rPr>
+          <w:rFonts w:cstheme="minorHAnsi"/>
+          <w:i/>
+          <w:iCs/>
+          <w:sz w:val="22"/>
+          <w:szCs w:val="22"/>
+        </w:rPr>
+        <w:t xml:space="preserve"> DEFAULT CHARSET=utf8mb4 COLLATE=utf8mb4_general_ci;</w:t>
+      </w:r>
+    </w:p>
+    <w:p>
+      <w:pPr>
+        <w:jc w:val="both"/>
+        <w:rPr>
+          <w:rFonts w:cstheme="minorHAnsi"/>
+          <w:i/>
+          <w:iCs/>
+          <w:sz w:val="22"/>
+          <w:szCs w:val="22"/>
+        </w:rPr>
+      </w:pPr>
+    </w:p>
+    <w:p>
+      <w:pPr>
+        <w:jc w:val="both"/>
+        <w:rPr>
+          <w:rFonts w:cstheme="minorHAnsi"/>
+          <w:i/>
+          <w:iCs/>
+          <w:sz w:val="22"/>
+          <w:szCs w:val="22"/>
+        </w:rPr>
+      </w:pPr>
+      <w:r>
+        <w:rPr>
+          <w:rFonts w:cstheme="minorHAnsi"/>
+          <w:i/>
+          <w:iCs/>
+          <w:sz w:val="22"/>
+          <w:szCs w:val="22"/>
+        </w:rPr>
+        <w:t>--</w:t>
+      </w:r>
+    </w:p>
+    <w:p>
+      <w:pPr>
+        <w:jc w:val="both"/>
+        <w:rPr>
+          <w:rFonts w:cstheme="minorHAnsi"/>
+          <w:i/>
+          <w:iCs/>
+          <w:sz w:val="22"/>
+          <w:szCs w:val="22"/>
+        </w:rPr>
+      </w:pPr>
+      <w:r>
+        <w:rPr>
+          <w:rFonts w:cstheme="minorHAnsi"/>
+          <w:i/>
+          <w:iCs/>
+          <w:sz w:val="22"/>
+          <w:szCs w:val="22"/>
+        </w:rPr>
+        <w:t>-- Volcado de datos para la tabla `pedidos`</w:t>
+      </w:r>
+    </w:p>
+    <w:p>
+      <w:pPr>
+        <w:jc w:val="both"/>
+        <w:rPr>
+          <w:rFonts w:cstheme="minorHAnsi"/>
+          <w:i/>
+          <w:iCs/>
+          <w:sz w:val="22"/>
+          <w:szCs w:val="22"/>
+        </w:rPr>
+      </w:pPr>
+      <w:r>
+        <w:rPr>
+          <w:rFonts w:cstheme="minorHAnsi"/>
+          <w:i/>
+          <w:iCs/>
+          <w:sz w:val="22"/>
+          <w:szCs w:val="22"/>
+        </w:rPr>
+        <w:t>--</w:t>
+      </w:r>
+    </w:p>
+    <w:p>
+      <w:pPr>
+        <w:jc w:val="both"/>
+        <w:rPr>
+          <w:rFonts w:cstheme="minorHAnsi"/>
+          <w:i/>
+          <w:iCs/>
+          <w:sz w:val="22"/>
+          <w:szCs w:val="22"/>
+        </w:rPr>
+      </w:pPr>
+    </w:p>
+    <w:p>
+      <w:pPr>
+        <w:jc w:val="both"/>
+        <w:rPr>
+          <w:rFonts w:cstheme="minorHAnsi"/>
+          <w:i/>
+          <w:iCs/>
+          <w:sz w:val="22"/>
+          <w:szCs w:val="22"/>
+        </w:rPr>
+      </w:pPr>
+      <w:r>
+        <w:rPr>
+          <w:rFonts w:cstheme="minorHAnsi"/>
+          <w:i/>
+          <w:iCs/>
+          <w:sz w:val="22"/>
+          <w:szCs w:val="22"/>
+        </w:rPr>
+        <w:t>INSERT INTO `pedidos` (`id`, `</w:t>
+      </w:r>
+      <w:proofErr w:type="spellStart"/>
+      <w:r>
+        <w:rPr>
+          <w:rFonts w:cstheme="minorHAnsi"/>
+          <w:i/>
+          <w:iCs/>
+          <w:sz w:val="22"/>
+          <w:szCs w:val="22"/>
+        </w:rPr>
         <w:t>id_cliente</w:t>
       </w:r>
       <w:proofErr w:type="spellEnd"/>
@@ -1984,9 +2521,528 @@
           <w:sz w:val="22"/>
           <w:szCs w:val="22"/>
         </w:rPr>
+        <w:t>`, `</w:t>
+      </w:r>
+      <w:proofErr w:type="spellStart"/>
+      <w:r>
+        <w:rPr>
+          <w:rFonts w:cstheme="minorHAnsi"/>
+          <w:i/>
+          <w:iCs/>
+          <w:sz w:val="22"/>
+          <w:szCs w:val="22"/>
+        </w:rPr>
+        <w:t>id_producto</w:t>
+      </w:r>
+      <w:proofErr w:type="spellEnd"/>
+      <w:r>
+        <w:rPr>
+          <w:rFonts w:cstheme="minorHAnsi"/>
+          <w:i/>
+          <w:iCs/>
+          <w:sz w:val="22"/>
+          <w:szCs w:val="22"/>
+        </w:rPr>
+        <w:t>`, `fecha`, `</w:t>
+      </w:r>
+      <w:proofErr w:type="spellStart"/>
+      <w:r>
+        <w:rPr>
+          <w:rFonts w:cstheme="minorHAnsi"/>
+          <w:i/>
+          <w:iCs/>
+          <w:sz w:val="22"/>
+          <w:szCs w:val="22"/>
+        </w:rPr>
+        <w:t>cantidad_producto</w:t>
+      </w:r>
+      <w:proofErr w:type="spellEnd"/>
+      <w:r>
+        <w:rPr>
+          <w:rFonts w:cstheme="minorHAnsi"/>
+          <w:i/>
+          <w:iCs/>
+          <w:sz w:val="22"/>
+          <w:szCs w:val="22"/>
+        </w:rPr>
+        <w:t>`) VALUES</w:t>
+      </w:r>
+    </w:p>
+    <w:p>
+      <w:pPr>
+        <w:jc w:val="both"/>
+        <w:rPr>
+          <w:rFonts w:cstheme="minorHAnsi"/>
+          <w:i/>
+          <w:iCs/>
+          <w:sz w:val="22"/>
+          <w:szCs w:val="22"/>
+        </w:rPr>
+      </w:pPr>
+      <w:r>
+        <w:rPr>
+          <w:rFonts w:cstheme="minorHAnsi"/>
+          <w:i/>
+          <w:iCs/>
+          <w:sz w:val="22"/>
+          <w:szCs w:val="22"/>
+        </w:rPr>
+        <w:t>(1, 1, 1, '2024-05-21', 1),</w:t>
+      </w:r>
+    </w:p>
+    <w:p>
+      <w:pPr>
+        <w:jc w:val="both"/>
+        <w:rPr>
+          <w:rFonts w:cstheme="minorHAnsi"/>
+          <w:i/>
+          <w:iCs/>
+          <w:sz w:val="22"/>
+          <w:szCs w:val="22"/>
+        </w:rPr>
+      </w:pPr>
+      <w:r>
+        <w:rPr>
+          <w:rFonts w:cstheme="minorHAnsi"/>
+          <w:i/>
+          <w:iCs/>
+          <w:sz w:val="22"/>
+          <w:szCs w:val="22"/>
+        </w:rPr>
+        <w:t>(2, 2, 2, '2024-05-21', 6),</w:t>
+      </w:r>
+    </w:p>
+    <w:p>
+      <w:pPr>
+        <w:jc w:val="both"/>
+        <w:rPr>
+          <w:rFonts w:cstheme="minorHAnsi"/>
+          <w:i/>
+          <w:iCs/>
+          <w:sz w:val="22"/>
+          <w:szCs w:val="22"/>
+        </w:rPr>
+      </w:pPr>
+      <w:r>
+        <w:rPr>
+          <w:rFonts w:cstheme="minorHAnsi"/>
+          <w:i/>
+          <w:iCs/>
+          <w:sz w:val="22"/>
+          <w:szCs w:val="22"/>
+        </w:rPr>
+        <w:t>(3, 3, 4, '2024-05-21', 1),</w:t>
+      </w:r>
+    </w:p>
+    <w:p>
+      <w:pPr>
+        <w:jc w:val="both"/>
+        <w:rPr>
+          <w:rFonts w:cstheme="minorHAnsi"/>
+          <w:i/>
+          <w:iCs/>
+          <w:sz w:val="22"/>
+          <w:szCs w:val="22"/>
+        </w:rPr>
+      </w:pPr>
+      <w:r>
+        <w:rPr>
+          <w:rFonts w:cstheme="minorHAnsi"/>
+          <w:i/>
+          <w:iCs/>
+          <w:sz w:val="22"/>
+          <w:szCs w:val="22"/>
+        </w:rPr>
+        <w:t>(4, 4, 3, '2024-05-22', 2),</w:t>
+      </w:r>
+    </w:p>
+    <w:p>
+      <w:pPr>
+        <w:jc w:val="both"/>
+        <w:rPr>
+          <w:rFonts w:cstheme="minorHAnsi"/>
+          <w:i/>
+          <w:iCs/>
+          <w:sz w:val="22"/>
+          <w:szCs w:val="22"/>
+        </w:rPr>
+      </w:pPr>
+      <w:r>
+        <w:rPr>
+          <w:rFonts w:cstheme="minorHAnsi"/>
+          <w:i/>
+          <w:iCs/>
+          <w:sz w:val="22"/>
+          <w:szCs w:val="22"/>
+        </w:rPr>
+        <w:t>(5, 5, 5, '2024-05-22', 4),</w:t>
+      </w:r>
+    </w:p>
+    <w:p>
+      <w:pPr>
+        <w:jc w:val="both"/>
+        <w:rPr>
+          <w:rFonts w:cstheme="minorHAnsi"/>
+          <w:i/>
+          <w:iCs/>
+          <w:sz w:val="22"/>
+          <w:szCs w:val="22"/>
+        </w:rPr>
+      </w:pPr>
+      <w:r>
+        <w:rPr>
+          <w:rFonts w:cstheme="minorHAnsi"/>
+          <w:i/>
+          <w:iCs/>
+          <w:sz w:val="22"/>
+          <w:szCs w:val="22"/>
+        </w:rPr>
+        <w:t>(6, 6, 8, '2024-05-23', 2),</w:t>
+      </w:r>
+    </w:p>
+    <w:p>
+      <w:pPr>
+        <w:jc w:val="both"/>
+        <w:rPr>
+          <w:rFonts w:cstheme="minorHAnsi"/>
+          <w:i/>
+          <w:iCs/>
+          <w:sz w:val="22"/>
+          <w:szCs w:val="22"/>
+        </w:rPr>
+      </w:pPr>
+      <w:r>
+        <w:rPr>
+          <w:rFonts w:cstheme="minorHAnsi"/>
+          <w:i/>
+          <w:iCs/>
+          <w:sz w:val="22"/>
+          <w:szCs w:val="22"/>
+        </w:rPr>
+        <w:t>(7, 7, 10, '2024-05-23', 1),</w:t>
+      </w:r>
+    </w:p>
+    <w:p>
+      <w:pPr>
+        <w:jc w:val="both"/>
+        <w:rPr>
+          <w:rFonts w:cstheme="minorHAnsi"/>
+          <w:i/>
+          <w:iCs/>
+          <w:sz w:val="22"/>
+          <w:szCs w:val="22"/>
+        </w:rPr>
+      </w:pPr>
+      <w:r>
+        <w:rPr>
+          <w:rFonts w:cstheme="minorHAnsi"/>
+          <w:i/>
+          <w:iCs/>
+          <w:sz w:val="22"/>
+          <w:szCs w:val="22"/>
+        </w:rPr>
+        <w:t>(8, 8, 2, '2024-05-24', 12),</w:t>
+      </w:r>
+    </w:p>
+    <w:p>
+      <w:pPr>
+        <w:jc w:val="both"/>
+        <w:rPr>
+          <w:rFonts w:cstheme="minorHAnsi"/>
+          <w:i/>
+          <w:iCs/>
+          <w:sz w:val="22"/>
+          <w:szCs w:val="22"/>
+        </w:rPr>
+      </w:pPr>
+      <w:r>
+        <w:rPr>
+          <w:rFonts w:cstheme="minorHAnsi"/>
+          <w:i/>
+          <w:iCs/>
+          <w:sz w:val="22"/>
+          <w:szCs w:val="22"/>
+        </w:rPr>
+        <w:t>(9, 9, 6, '2024-05-24', 1),</w:t>
+      </w:r>
+    </w:p>
+    <w:p>
+      <w:pPr>
+        <w:jc w:val="both"/>
+        <w:rPr>
+          <w:rFonts w:cstheme="minorHAnsi"/>
+          <w:i/>
+          <w:iCs/>
+          <w:sz w:val="22"/>
+          <w:szCs w:val="22"/>
+        </w:rPr>
+      </w:pPr>
+      <w:r>
+        <w:rPr>
+          <w:rFonts w:cstheme="minorHAnsi"/>
+          <w:i/>
+          <w:iCs/>
+          <w:sz w:val="22"/>
+          <w:szCs w:val="22"/>
+        </w:rPr>
+        <w:t>(10, 10, 9, '2024-05-24', 2);</w:t>
+      </w:r>
+    </w:p>
+    <w:p>
+      <w:pPr>
+        <w:jc w:val="both"/>
+        <w:rPr>
+          <w:rFonts w:cstheme="minorHAnsi"/>
+          <w:i/>
+          <w:iCs/>
+          <w:sz w:val="22"/>
+          <w:szCs w:val="22"/>
+        </w:rPr>
+      </w:pPr>
+    </w:p>
+    <w:p>
+      <w:pPr>
+        <w:jc w:val="both"/>
+        <w:rPr>
+          <w:rFonts w:cstheme="minorHAnsi"/>
+          <w:i/>
+          <w:iCs/>
+          <w:sz w:val="22"/>
+          <w:szCs w:val="22"/>
+        </w:rPr>
+      </w:pPr>
+      <w:r>
+        <w:rPr>
+          <w:rFonts w:cstheme="minorHAnsi"/>
+          <w:i/>
+          <w:iCs/>
+          <w:sz w:val="22"/>
+          <w:szCs w:val="22"/>
+        </w:rPr>
+        <w:t>-- --------------------------------------------------------</w:t>
+      </w:r>
+    </w:p>
+    <w:p>
+      <w:pPr>
+        <w:jc w:val="both"/>
+        <w:rPr>
+          <w:rFonts w:cstheme="minorHAnsi"/>
+          <w:i/>
+          <w:iCs/>
+          <w:sz w:val="22"/>
+          <w:szCs w:val="22"/>
+        </w:rPr>
+      </w:pPr>
+    </w:p>
+    <w:p>
+      <w:pPr>
+        <w:jc w:val="both"/>
+        <w:rPr>
+          <w:rFonts w:cstheme="minorHAnsi"/>
+          <w:i/>
+          <w:iCs/>
+          <w:sz w:val="22"/>
+          <w:szCs w:val="22"/>
+        </w:rPr>
+      </w:pPr>
+      <w:r>
+        <w:rPr>
+          <w:rFonts w:cstheme="minorHAnsi"/>
+          <w:i/>
+          <w:iCs/>
+          <w:sz w:val="22"/>
+          <w:szCs w:val="22"/>
+        </w:rPr>
+        <w:t>--</w:t>
+      </w:r>
+    </w:p>
+    <w:p>
+      <w:pPr>
+        <w:jc w:val="both"/>
+        <w:rPr>
+          <w:rFonts w:cstheme="minorHAnsi"/>
+          <w:i/>
+          <w:iCs/>
+          <w:sz w:val="22"/>
+          <w:szCs w:val="22"/>
+        </w:rPr>
+      </w:pPr>
+      <w:r>
+        <w:rPr>
+          <w:rFonts w:cstheme="minorHAnsi"/>
+          <w:i/>
+          <w:iCs/>
+          <w:sz w:val="22"/>
+          <w:szCs w:val="22"/>
+        </w:rPr>
+        <w:t>-- Estructura de tabla para la tabla `productos`</w:t>
+      </w:r>
+    </w:p>
+    <w:p>
+      <w:pPr>
+        <w:jc w:val="both"/>
+        <w:rPr>
+          <w:rFonts w:cstheme="minorHAnsi"/>
+          <w:i/>
+          <w:iCs/>
+          <w:sz w:val="22"/>
+          <w:szCs w:val="22"/>
+        </w:rPr>
+      </w:pPr>
+      <w:r>
+        <w:rPr>
+          <w:rFonts w:cstheme="minorHAnsi"/>
+          <w:i/>
+          <w:iCs/>
+          <w:sz w:val="22"/>
+          <w:szCs w:val="22"/>
+        </w:rPr>
+        <w:t>--</w:t>
+      </w:r>
+    </w:p>
+    <w:p>
+      <w:pPr>
+        <w:jc w:val="both"/>
+        <w:rPr>
+          <w:rFonts w:cstheme="minorHAnsi"/>
+          <w:i/>
+          <w:iCs/>
+          <w:sz w:val="22"/>
+          <w:szCs w:val="22"/>
+        </w:rPr>
+      </w:pPr>
+    </w:p>
+    <w:p>
+      <w:pPr>
+        <w:jc w:val="both"/>
+        <w:rPr>
+          <w:rFonts w:cstheme="minorHAnsi"/>
+          <w:i/>
+          <w:iCs/>
+          <w:sz w:val="22"/>
+          <w:szCs w:val="22"/>
+        </w:rPr>
+      </w:pPr>
+      <w:r>
+        <w:rPr>
+          <w:rFonts w:cstheme="minorHAnsi"/>
+          <w:i/>
+          <w:iCs/>
+          <w:sz w:val="22"/>
+          <w:szCs w:val="22"/>
+        </w:rPr>
+        <w:t>DROP TABLE IF EXISTS `productos`;</w:t>
+      </w:r>
+    </w:p>
+    <w:p>
+      <w:pPr>
+        <w:jc w:val="both"/>
+        <w:rPr>
+          <w:rFonts w:cstheme="minorHAnsi"/>
+          <w:i/>
+          <w:iCs/>
+          <w:sz w:val="22"/>
+          <w:szCs w:val="22"/>
+        </w:rPr>
+      </w:pPr>
+      <w:r>
+        <w:rPr>
+          <w:rFonts w:cstheme="minorHAnsi"/>
+          <w:i/>
+          <w:iCs/>
+          <w:sz w:val="22"/>
+          <w:szCs w:val="22"/>
+        </w:rPr>
+        <w:t>CREATE TABLE `productos` (</w:t>
+      </w:r>
+    </w:p>
+    <w:p>
+      <w:pPr>
+        <w:jc w:val="both"/>
+        <w:rPr>
+          <w:rFonts w:cstheme="minorHAnsi"/>
+          <w:i/>
+          <w:iCs/>
+          <w:sz w:val="22"/>
+          <w:szCs w:val="22"/>
+        </w:rPr>
+      </w:pPr>
+      <w:r>
+        <w:rPr>
+          <w:rFonts w:cstheme="minorHAnsi"/>
+          <w:i/>
+          <w:iCs/>
+          <w:sz w:val="22"/>
+          <w:szCs w:val="22"/>
+        </w:rPr>
+        <w:t xml:space="preserve">  `</w:t>
+      </w:r>
+      <w:proofErr w:type="gramStart"/>
+      <w:r>
+        <w:rPr>
+          <w:rFonts w:cstheme="minorHAnsi"/>
+          <w:i/>
+          <w:iCs/>
+          <w:sz w:val="22"/>
+          <w:szCs w:val="22"/>
+        </w:rPr>
+        <w:t>id</w:t>
+      </w:r>
+      <w:proofErr w:type="gramEnd"/>
+      <w:r>
+        <w:rPr>
+          <w:rFonts w:cstheme="minorHAnsi"/>
+          <w:i/>
+          <w:iCs/>
+          <w:sz w:val="22"/>
+          <w:szCs w:val="22"/>
+        </w:rPr>
         <w:t xml:space="preserve">` </w:t>
       </w:r>
       <w:proofErr w:type="spellStart"/>
+      <w:r>
+        <w:rPr>
+          <w:rFonts w:cstheme="minorHAnsi"/>
+          <w:i/>
+          <w:iCs/>
+          <w:sz w:val="22"/>
+          <w:szCs w:val="22"/>
+        </w:rPr>
+        <w:t>int</w:t>
+      </w:r>
+      <w:proofErr w:type="spellEnd"/>
+      <w:r>
+        <w:rPr>
+          <w:rFonts w:cstheme="minorHAnsi"/>
+          <w:i/>
+          <w:iCs/>
+          <w:sz w:val="22"/>
+          <w:szCs w:val="22"/>
+        </w:rPr>
+        <w:t>(11) NOT NULL,</w:t>
+      </w:r>
+    </w:p>
+    <w:p>
+      <w:pPr>
+        <w:jc w:val="both"/>
+        <w:rPr>
+          <w:rFonts w:cstheme="minorHAnsi"/>
+          <w:i/>
+          <w:iCs/>
+          <w:sz w:val="22"/>
+          <w:szCs w:val="22"/>
+        </w:rPr>
+      </w:pPr>
+      <w:r>
+        <w:rPr>
+          <w:rFonts w:cstheme="minorHAnsi"/>
+          <w:i/>
+          <w:iCs/>
+          <w:sz w:val="22"/>
+          <w:szCs w:val="22"/>
+        </w:rPr>
+        <w:t xml:space="preserve">  `</w:t>
+      </w:r>
       <w:proofErr w:type="gramStart"/>
       <w:r>
         <w:rPr>
@@ -1996,6 +3052,94 @@
           <w:sz w:val="22"/>
           <w:szCs w:val="22"/>
         </w:rPr>
+        <w:t>nombre</w:t>
+      </w:r>
+      <w:proofErr w:type="gramEnd"/>
+      <w:r>
+        <w:rPr>
+          <w:rFonts w:cstheme="minorHAnsi"/>
+          <w:i/>
+          <w:iCs/>
+          <w:sz w:val="22"/>
+          <w:szCs w:val="22"/>
+        </w:rPr>
+        <w:t xml:space="preserve">` </w:t>
+      </w:r>
+      <w:proofErr w:type="spellStart"/>
+      <w:r>
+        <w:rPr>
+          <w:rFonts w:cstheme="minorHAnsi"/>
+          <w:i/>
+          <w:iCs/>
+          <w:sz w:val="22"/>
+          <w:szCs w:val="22"/>
+        </w:rPr>
+        <w:t>varchar</w:t>
+      </w:r>
+      <w:proofErr w:type="spellEnd"/>
+      <w:r>
+        <w:rPr>
+          <w:rFonts w:cstheme="minorHAnsi"/>
+          <w:i/>
+          <w:iCs/>
+          <w:sz w:val="22"/>
+          <w:szCs w:val="22"/>
+        </w:rPr>
+        <w:t>(50) DEFAULT NULL,</w:t>
+      </w:r>
+    </w:p>
+    <w:p>
+      <w:pPr>
+        <w:jc w:val="both"/>
+        <w:rPr>
+          <w:rFonts w:cstheme="minorHAnsi"/>
+          <w:i/>
+          <w:iCs/>
+          <w:sz w:val="22"/>
+          <w:szCs w:val="22"/>
+        </w:rPr>
+      </w:pPr>
+      <w:r>
+        <w:rPr>
+          <w:rFonts w:cstheme="minorHAnsi"/>
+          <w:i/>
+          <w:iCs/>
+          <w:sz w:val="22"/>
+          <w:szCs w:val="22"/>
+        </w:rPr>
+        <w:t xml:space="preserve">  `</w:t>
+      </w:r>
+      <w:proofErr w:type="gramStart"/>
+      <w:r>
+        <w:rPr>
+          <w:rFonts w:cstheme="minorHAnsi"/>
+          <w:i/>
+          <w:iCs/>
+          <w:sz w:val="22"/>
+          <w:szCs w:val="22"/>
+        </w:rPr>
+        <w:t>cantidad</w:t>
+      </w:r>
+      <w:proofErr w:type="gramEnd"/>
+      <w:r>
+        <w:rPr>
+          <w:rFonts w:cstheme="minorHAnsi"/>
+          <w:i/>
+          <w:iCs/>
+          <w:sz w:val="22"/>
+          <w:szCs w:val="22"/>
+        </w:rPr>
+        <w:t xml:space="preserve">` </w:t>
+      </w:r>
+      <w:proofErr w:type="spellStart"/>
+      <w:r>
+        <w:rPr>
+          <w:rFonts w:cstheme="minorHAnsi"/>
+          <w:i/>
+          <w:iCs/>
+          <w:sz w:val="22"/>
+          <w:szCs w:val="22"/>
+        </w:rPr>
         <w:t>int</w:t>
       </w:r>
       <w:proofErr w:type="spellEnd"/>
@@ -2007,7 +3151,40 @@
           <w:sz w:val="22"/>
           <w:szCs w:val="22"/>
         </w:rPr>
-        <w:t>(</w:t>
+        <w:t>(50) DEFAULT NULL,</w:t>
+      </w:r>
+    </w:p>
+    <w:p>
+      <w:pPr>
+        <w:jc w:val="both"/>
+        <w:rPr>
+          <w:rFonts w:cstheme="minorHAnsi"/>
+          <w:i/>
+          <w:iCs/>
+          <w:sz w:val="22"/>
+          <w:szCs w:val="22"/>
+        </w:rPr>
+      </w:pPr>
+      <w:r>
+        <w:rPr>
+          <w:rFonts w:cstheme="minorHAnsi"/>
+          <w:i/>
+          <w:iCs/>
+          <w:sz w:val="22"/>
+          <w:szCs w:val="22"/>
+        </w:rPr>
+        <w:t xml:space="preserve">  `</w:t>
+      </w:r>
+      <w:proofErr w:type="gramStart"/>
+      <w:r>
+        <w:rPr>
+          <w:rFonts w:cstheme="minorHAnsi"/>
+          <w:i/>
+          <w:iCs/>
+          <w:sz w:val="22"/>
+          <w:szCs w:val="22"/>
+        </w:rPr>
+        <w:t>precio</w:t>
       </w:r>
       <w:proofErr w:type="gramEnd"/>
       <w:r>
@@ -2018,54 +3195,9 @@
           <w:sz w:val="22"/>
           <w:szCs w:val="22"/>
         </w:rPr>
-        <w:t>11) DEFAULT NULL,</w:t>
-      </w:r>
-    </w:p>
-    <w:p>
-      <w:pPr>
-        <w:jc w:val="both"/>
-        <w:rPr>
-          <w:rFonts w:cstheme="minorHAnsi"/>
-          <w:i/>
-          <w:iCs/>
-          <w:sz w:val="22"/>
-          <w:szCs w:val="22"/>
-        </w:rPr>
-      </w:pPr>
-      <w:r>
-        <w:rPr>
-          <w:rFonts w:cstheme="minorHAnsi"/>
-          <w:i/>
-          <w:iCs/>
-          <w:sz w:val="22"/>
-          <w:szCs w:val="22"/>
-        </w:rPr>
-        <w:t xml:space="preserve">  `</w:t>
-      </w:r>
-      <w:proofErr w:type="spellStart"/>
-      <w:r>
-        <w:rPr>
-          <w:rFonts w:cstheme="minorHAnsi"/>
-          <w:i/>
-          <w:iCs/>
-          <w:sz w:val="22"/>
-          <w:szCs w:val="22"/>
-        </w:rPr>
-        <w:t>id_producto</w:t>
-      </w:r>
-      <w:proofErr w:type="spellEnd"/>
-      <w:r>
-        <w:rPr>
-          <w:rFonts w:cstheme="minorHAnsi"/>
-          <w:i/>
-          <w:iCs/>
-          <w:sz w:val="22"/>
-          <w:szCs w:val="22"/>
-        </w:rPr>
         <w:t xml:space="preserve">` </w:t>
       </w:r>
       <w:proofErr w:type="spellStart"/>
-      <w:proofErr w:type="gramStart"/>
       <w:r>
         <w:rPr>
           <w:rFonts w:cstheme="minorHAnsi"/>
@@ -2085,952 +3217,7 @@
           <w:sz w:val="22"/>
           <w:szCs w:val="22"/>
         </w:rPr>
-        <w:t>(</w:t>
-      </w:r>
-      <w:proofErr w:type="gramEnd"/>
-      <w:r>
-        <w:rPr>
-          <w:rFonts w:cstheme="minorHAnsi"/>
-          <w:i/>
-          <w:iCs/>
-          <w:sz w:val="22"/>
-          <w:szCs w:val="22"/>
-        </w:rPr>
-        <w:t>11) DEFAULT NULL,</w:t>
-      </w:r>
-    </w:p>
-    <w:p>
-      <w:pPr>
-        <w:jc w:val="both"/>
-        <w:rPr>
-          <w:rFonts w:cstheme="minorHAnsi"/>
-          <w:i/>
-          <w:iCs/>
-          <w:sz w:val="22"/>
-          <w:szCs w:val="22"/>
-        </w:rPr>
-      </w:pPr>
-      <w:r>
-        <w:rPr>
-          <w:rFonts w:cstheme="minorHAnsi"/>
-          <w:i/>
-          <w:iCs/>
-          <w:sz w:val="22"/>
-          <w:szCs w:val="22"/>
-        </w:rPr>
-        <w:t xml:space="preserve">  `fecha` date DEFAULT NULL,</w:t>
-      </w:r>
-    </w:p>
-    <w:p>
-      <w:pPr>
-        <w:jc w:val="both"/>
-        <w:rPr>
-          <w:rFonts w:cstheme="minorHAnsi"/>
-          <w:i/>
-          <w:iCs/>
-          <w:sz w:val="22"/>
-          <w:szCs w:val="22"/>
-        </w:rPr>
-      </w:pPr>
-      <w:r>
-        <w:rPr>
-          <w:rFonts w:cstheme="minorHAnsi"/>
-          <w:i/>
-          <w:iCs/>
-          <w:sz w:val="22"/>
-          <w:szCs w:val="22"/>
-        </w:rPr>
-        <w:t xml:space="preserve">  `</w:t>
-      </w:r>
-      <w:proofErr w:type="spellStart"/>
-      <w:r>
-        <w:rPr>
-          <w:rFonts w:cstheme="minorHAnsi"/>
-          <w:i/>
-          <w:iCs/>
-          <w:sz w:val="22"/>
-          <w:szCs w:val="22"/>
-        </w:rPr>
-        <w:t>cantidad_producto</w:t>
-      </w:r>
-      <w:proofErr w:type="spellEnd"/>
-      <w:r>
-        <w:rPr>
-          <w:rFonts w:cstheme="minorHAnsi"/>
-          <w:i/>
-          <w:iCs/>
-          <w:sz w:val="22"/>
-          <w:szCs w:val="22"/>
-        </w:rPr>
-        <w:t xml:space="preserve">` </w:t>
-      </w:r>
-      <w:proofErr w:type="spellStart"/>
-      <w:proofErr w:type="gramStart"/>
-      <w:r>
-        <w:rPr>
-          <w:rFonts w:cstheme="minorHAnsi"/>
-          <w:i/>
-          <w:iCs/>
-          <w:sz w:val="22"/>
-          <w:szCs w:val="22"/>
-        </w:rPr>
-        <w:t>int</w:t>
-      </w:r>
-      <w:proofErr w:type="spellEnd"/>
-      <w:r>
-        <w:rPr>
-          <w:rFonts w:cstheme="minorHAnsi"/>
-          <w:i/>
-          <w:iCs/>
-          <w:sz w:val="22"/>
-          <w:szCs w:val="22"/>
-        </w:rPr>
-        <w:t>(</w:t>
-      </w:r>
-      <w:proofErr w:type="gramEnd"/>
-      <w:r>
-        <w:rPr>
-          <w:rFonts w:cstheme="minorHAnsi"/>
-          <w:i/>
-          <w:iCs/>
-          <w:sz w:val="22"/>
-          <w:szCs w:val="22"/>
-        </w:rPr>
-        <w:t>11) DEFAULT NULL</w:t>
-      </w:r>
-    </w:p>
-    <w:p>
-      <w:pPr>
-        <w:jc w:val="both"/>
-        <w:rPr>
-          <w:rFonts w:cstheme="minorHAnsi"/>
-          <w:i/>
-          <w:iCs/>
-          <w:sz w:val="22"/>
-          <w:szCs w:val="22"/>
-        </w:rPr>
-      </w:pPr>
-      <w:r>
-        <w:rPr>
-          <w:rFonts w:cstheme="minorHAnsi"/>
-          <w:i/>
-          <w:iCs/>
-          <w:sz w:val="22"/>
-          <w:szCs w:val="22"/>
-        </w:rPr>
-        <w:t>) ENGINE=</w:t>
-      </w:r>
-      <w:proofErr w:type="spellStart"/>
-      <w:r>
-        <w:rPr>
-          <w:rFonts w:cstheme="minorHAnsi"/>
-          <w:i/>
-          <w:iCs/>
-          <w:sz w:val="22"/>
-          <w:szCs w:val="22"/>
-        </w:rPr>
-        <w:t>InnoDB</w:t>
-      </w:r>
-      <w:proofErr w:type="spellEnd"/>
-      <w:r>
-        <w:rPr>
-          <w:rFonts w:cstheme="minorHAnsi"/>
-          <w:i/>
-          <w:iCs/>
-          <w:sz w:val="22"/>
-          <w:szCs w:val="22"/>
-        </w:rPr>
-        <w:t xml:space="preserve"> DEFAULT CHARSET=utf8mb4 COLLATE=utf8mb4_general_ci;</w:t>
-      </w:r>
-    </w:p>
-    <w:p>
-      <w:pPr>
-        <w:jc w:val="both"/>
-        <w:rPr>
-          <w:rFonts w:cstheme="minorHAnsi"/>
-          <w:i/>
-          <w:iCs/>
-          <w:sz w:val="22"/>
-          <w:szCs w:val="22"/>
-        </w:rPr>
-      </w:pPr>
-    </w:p>
-    <w:p>
-      <w:pPr>
-        <w:jc w:val="both"/>
-        <w:rPr>
-          <w:rFonts w:cstheme="minorHAnsi"/>
-          <w:i/>
-          <w:iCs/>
-          <w:sz w:val="22"/>
-          <w:szCs w:val="22"/>
-        </w:rPr>
-      </w:pPr>
-      <w:r>
-        <w:rPr>
-          <w:rFonts w:cstheme="minorHAnsi"/>
-          <w:i/>
-          <w:iCs/>
-          <w:sz w:val="22"/>
-          <w:szCs w:val="22"/>
-        </w:rPr>
-        <w:t>--</w:t>
-      </w:r>
-    </w:p>
-    <w:p>
-      <w:pPr>
-        <w:jc w:val="both"/>
-        <w:rPr>
-          <w:rFonts w:cstheme="minorHAnsi"/>
-          <w:i/>
-          <w:iCs/>
-          <w:sz w:val="22"/>
-          <w:szCs w:val="22"/>
-        </w:rPr>
-      </w:pPr>
-      <w:r>
-        <w:rPr>
-          <w:rFonts w:cstheme="minorHAnsi"/>
-          <w:i/>
-          <w:iCs/>
-          <w:sz w:val="22"/>
-          <w:szCs w:val="22"/>
-        </w:rPr>
-        <w:t>-- Volcado de datos para la tabla `pedidos`</w:t>
-      </w:r>
-    </w:p>
-    <w:p>
-      <w:pPr>
-        <w:jc w:val="both"/>
-        <w:rPr>
-          <w:rFonts w:cstheme="minorHAnsi"/>
-          <w:i/>
-          <w:iCs/>
-          <w:sz w:val="22"/>
-          <w:szCs w:val="22"/>
-        </w:rPr>
-      </w:pPr>
-      <w:r>
-        <w:rPr>
-          <w:rFonts w:cstheme="minorHAnsi"/>
-          <w:i/>
-          <w:iCs/>
-          <w:sz w:val="22"/>
-          <w:szCs w:val="22"/>
-        </w:rPr>
-        <w:t>--</w:t>
-      </w:r>
-    </w:p>
-    <w:p>
-      <w:pPr>
-        <w:jc w:val="both"/>
-        <w:rPr>
-          <w:rFonts w:cstheme="minorHAnsi"/>
-          <w:i/>
-          <w:iCs/>
-          <w:sz w:val="22"/>
-          <w:szCs w:val="22"/>
-        </w:rPr>
-      </w:pPr>
-    </w:p>
-    <w:p>
-      <w:pPr>
-        <w:jc w:val="both"/>
-        <w:rPr>
-          <w:rFonts w:cstheme="minorHAnsi"/>
-          <w:i/>
-          <w:iCs/>
-          <w:sz w:val="22"/>
-          <w:szCs w:val="22"/>
-        </w:rPr>
-      </w:pPr>
-      <w:r>
-        <w:rPr>
-          <w:rFonts w:cstheme="minorHAnsi"/>
-          <w:i/>
-          <w:iCs/>
-          <w:sz w:val="22"/>
-          <w:szCs w:val="22"/>
-        </w:rPr>
-        <w:t>INSERT INTO `pedidos` (`id`, `</w:t>
-      </w:r>
-      <w:proofErr w:type="spellStart"/>
-      <w:r>
-        <w:rPr>
-          <w:rFonts w:cstheme="minorHAnsi"/>
-          <w:i/>
-          <w:iCs/>
-          <w:sz w:val="22"/>
-          <w:szCs w:val="22"/>
-        </w:rPr>
-        <w:t>id_cliente</w:t>
-      </w:r>
-      <w:proofErr w:type="spellEnd"/>
-      <w:r>
-        <w:rPr>
-          <w:rFonts w:cstheme="minorHAnsi"/>
-          <w:i/>
-          <w:iCs/>
-          <w:sz w:val="22"/>
-          <w:szCs w:val="22"/>
-        </w:rPr>
-        <w:t>`, `</w:t>
-      </w:r>
-      <w:proofErr w:type="spellStart"/>
-      <w:r>
-        <w:rPr>
-          <w:rFonts w:cstheme="minorHAnsi"/>
-          <w:i/>
-          <w:iCs/>
-          <w:sz w:val="22"/>
-          <w:szCs w:val="22"/>
-        </w:rPr>
-        <w:t>id_producto</w:t>
-      </w:r>
-      <w:proofErr w:type="spellEnd"/>
-      <w:r>
-        <w:rPr>
-          <w:rFonts w:cstheme="minorHAnsi"/>
-          <w:i/>
-          <w:iCs/>
-          <w:sz w:val="22"/>
-          <w:szCs w:val="22"/>
-        </w:rPr>
-        <w:t>`, `fecha`, `</w:t>
-      </w:r>
-      <w:proofErr w:type="spellStart"/>
-      <w:r>
-        <w:rPr>
-          <w:rFonts w:cstheme="minorHAnsi"/>
-          <w:i/>
-          <w:iCs/>
-          <w:sz w:val="22"/>
-          <w:szCs w:val="22"/>
-        </w:rPr>
-        <w:t>cantidad_producto</w:t>
-      </w:r>
-      <w:proofErr w:type="spellEnd"/>
-      <w:r>
-        <w:rPr>
-          <w:rFonts w:cstheme="minorHAnsi"/>
-          <w:i/>
-          <w:iCs/>
-          <w:sz w:val="22"/>
-          <w:szCs w:val="22"/>
-        </w:rPr>
-        <w:t>`) VALUES</w:t>
-      </w:r>
-    </w:p>
-    <w:p>
-      <w:pPr>
-        <w:jc w:val="both"/>
-        <w:rPr>
-          <w:rFonts w:cstheme="minorHAnsi"/>
-          <w:i/>
-          <w:iCs/>
-          <w:sz w:val="22"/>
-          <w:szCs w:val="22"/>
-        </w:rPr>
-      </w:pPr>
-      <w:r>
-        <w:rPr>
-          <w:rFonts w:cstheme="minorHAnsi"/>
-          <w:i/>
-          <w:iCs/>
-          <w:sz w:val="22"/>
-          <w:szCs w:val="22"/>
-        </w:rPr>
-        <w:t>(1, 1, 1, '2024-05-21', 1),</w:t>
-      </w:r>
-    </w:p>
-    <w:p>
-      <w:pPr>
-        <w:jc w:val="both"/>
-        <w:rPr>
-          <w:rFonts w:cstheme="minorHAnsi"/>
-          <w:i/>
-          <w:iCs/>
-          <w:sz w:val="22"/>
-          <w:szCs w:val="22"/>
-        </w:rPr>
-      </w:pPr>
-      <w:r>
-        <w:rPr>
-          <w:rFonts w:cstheme="minorHAnsi"/>
-          <w:i/>
-          <w:iCs/>
-          <w:sz w:val="22"/>
-          <w:szCs w:val="22"/>
-        </w:rPr>
-        <w:t>(2, 2, 2, '2024-05-21', 6),</w:t>
-      </w:r>
-    </w:p>
-    <w:p>
-      <w:pPr>
-        <w:jc w:val="both"/>
-        <w:rPr>
-          <w:rFonts w:cstheme="minorHAnsi"/>
-          <w:i/>
-          <w:iCs/>
-          <w:sz w:val="22"/>
-          <w:szCs w:val="22"/>
-        </w:rPr>
-      </w:pPr>
-      <w:r>
-        <w:rPr>
-          <w:rFonts w:cstheme="minorHAnsi"/>
-          <w:i/>
-          <w:iCs/>
-          <w:sz w:val="22"/>
-          <w:szCs w:val="22"/>
-        </w:rPr>
-        <w:t>(3, 3, 4, '2024-05-21', 1),</w:t>
-      </w:r>
-    </w:p>
-    <w:p>
-      <w:pPr>
-        <w:jc w:val="both"/>
-        <w:rPr>
-          <w:rFonts w:cstheme="minorHAnsi"/>
-          <w:i/>
-          <w:iCs/>
-          <w:sz w:val="22"/>
-          <w:szCs w:val="22"/>
-        </w:rPr>
-      </w:pPr>
-      <w:r>
-        <w:rPr>
-          <w:rFonts w:cstheme="minorHAnsi"/>
-          <w:i/>
-          <w:iCs/>
-          <w:sz w:val="22"/>
-          <w:szCs w:val="22"/>
-        </w:rPr>
-        <w:t>(4, 4, 3, '2024-05-22', 2),</w:t>
-      </w:r>
-    </w:p>
-    <w:p>
-      <w:pPr>
-        <w:jc w:val="both"/>
-        <w:rPr>
-          <w:rFonts w:cstheme="minorHAnsi"/>
-          <w:i/>
-          <w:iCs/>
-          <w:sz w:val="22"/>
-          <w:szCs w:val="22"/>
-        </w:rPr>
-      </w:pPr>
-      <w:r>
-        <w:rPr>
-          <w:rFonts w:cstheme="minorHAnsi"/>
-          <w:i/>
-          <w:iCs/>
-          <w:sz w:val="22"/>
-          <w:szCs w:val="22"/>
-        </w:rPr>
-        <w:t>(5, 5, 5, '2024-05-22', 4),</w:t>
-      </w:r>
-    </w:p>
-    <w:p>
-      <w:pPr>
-        <w:jc w:val="both"/>
-        <w:rPr>
-          <w:rFonts w:cstheme="minorHAnsi"/>
-          <w:i/>
-          <w:iCs/>
-          <w:sz w:val="22"/>
-          <w:szCs w:val="22"/>
-        </w:rPr>
-      </w:pPr>
-      <w:r>
-        <w:rPr>
-          <w:rFonts w:cstheme="minorHAnsi"/>
-          <w:i/>
-          <w:iCs/>
-          <w:sz w:val="22"/>
-          <w:szCs w:val="22"/>
-        </w:rPr>
-        <w:t>(6, 6, 8, '2024-05-23', 2),</w:t>
-      </w:r>
-    </w:p>
-    <w:p>
-      <w:pPr>
-        <w:jc w:val="both"/>
-        <w:rPr>
-          <w:rFonts w:cstheme="minorHAnsi"/>
-          <w:i/>
-          <w:iCs/>
-          <w:sz w:val="22"/>
-          <w:szCs w:val="22"/>
-        </w:rPr>
-      </w:pPr>
-      <w:r>
-        <w:rPr>
-          <w:rFonts w:cstheme="minorHAnsi"/>
-          <w:i/>
-          <w:iCs/>
-          <w:sz w:val="22"/>
-          <w:szCs w:val="22"/>
-        </w:rPr>
-        <w:t>(7, 7, 10, '2024-05-23', 1),</w:t>
-      </w:r>
-    </w:p>
-    <w:p>
-      <w:pPr>
-        <w:jc w:val="both"/>
-        <w:rPr>
-          <w:rFonts w:cstheme="minorHAnsi"/>
-          <w:i/>
-          <w:iCs/>
-          <w:sz w:val="22"/>
-          <w:szCs w:val="22"/>
-        </w:rPr>
-      </w:pPr>
-      <w:r>
-        <w:rPr>
-          <w:rFonts w:cstheme="minorHAnsi"/>
-          <w:i/>
-          <w:iCs/>
-          <w:sz w:val="22"/>
-          <w:szCs w:val="22"/>
-        </w:rPr>
-        <w:t>(8, 8, 2, '2024-05-24', 12),</w:t>
-      </w:r>
-    </w:p>
-    <w:p>
-      <w:pPr>
-        <w:jc w:val="both"/>
-        <w:rPr>
-          <w:rFonts w:cstheme="minorHAnsi"/>
-          <w:i/>
-          <w:iCs/>
-          <w:sz w:val="22"/>
-          <w:szCs w:val="22"/>
-        </w:rPr>
-      </w:pPr>
-      <w:r>
-        <w:rPr>
-          <w:rFonts w:cstheme="minorHAnsi"/>
-          <w:i/>
-          <w:iCs/>
-          <w:sz w:val="22"/>
-          <w:szCs w:val="22"/>
-        </w:rPr>
-        <w:t>(9, 9, 6, '2024-05-24', 1),</w:t>
-      </w:r>
-    </w:p>
-    <w:p>
-      <w:pPr>
-        <w:jc w:val="both"/>
-        <w:rPr>
-          <w:rFonts w:cstheme="minorHAnsi"/>
-          <w:i/>
-          <w:iCs/>
-          <w:sz w:val="22"/>
-          <w:szCs w:val="22"/>
-        </w:rPr>
-      </w:pPr>
-      <w:r>
-        <w:rPr>
-          <w:rFonts w:cstheme="minorHAnsi"/>
-          <w:i/>
-          <w:iCs/>
-          <w:sz w:val="22"/>
-          <w:szCs w:val="22"/>
-        </w:rPr>
-        <w:t>(10, 10, 9, '2024-05-24', 2);</w:t>
-      </w:r>
-    </w:p>
-    <w:p>
-      <w:pPr>
-        <w:jc w:val="both"/>
-        <w:rPr>
-          <w:rFonts w:cstheme="minorHAnsi"/>
-          <w:i/>
-          <w:iCs/>
-          <w:sz w:val="22"/>
-          <w:szCs w:val="22"/>
-        </w:rPr>
-      </w:pPr>
-    </w:p>
-    <w:p>
-      <w:pPr>
-        <w:jc w:val="both"/>
-        <w:rPr>
-          <w:rFonts w:cstheme="minorHAnsi"/>
-          <w:i/>
-          <w:iCs/>
-          <w:sz w:val="22"/>
-          <w:szCs w:val="22"/>
-        </w:rPr>
-      </w:pPr>
-      <w:r>
-        <w:rPr>
-          <w:rFonts w:cstheme="minorHAnsi"/>
-          <w:i/>
-          <w:iCs/>
-          <w:sz w:val="22"/>
-          <w:szCs w:val="22"/>
-        </w:rPr>
-        <w:t>-- --------------------------------------------------------</w:t>
-      </w:r>
-    </w:p>
-    <w:p>
-      <w:pPr>
-        <w:jc w:val="both"/>
-        <w:rPr>
-          <w:rFonts w:cstheme="minorHAnsi"/>
-          <w:i/>
-          <w:iCs/>
-          <w:sz w:val="22"/>
-          <w:szCs w:val="22"/>
-        </w:rPr>
-      </w:pPr>
-    </w:p>
-    <w:p>
-      <w:pPr>
-        <w:jc w:val="both"/>
-        <w:rPr>
-          <w:rFonts w:cstheme="minorHAnsi"/>
-          <w:i/>
-          <w:iCs/>
-          <w:sz w:val="22"/>
-          <w:szCs w:val="22"/>
-        </w:rPr>
-      </w:pPr>
-      <w:r>
-        <w:rPr>
-          <w:rFonts w:cstheme="minorHAnsi"/>
-          <w:i/>
-          <w:iCs/>
-          <w:sz w:val="22"/>
-          <w:szCs w:val="22"/>
-        </w:rPr>
-        <w:t>--</w:t>
-      </w:r>
-    </w:p>
-    <w:p>
-      <w:pPr>
-        <w:jc w:val="both"/>
-        <w:rPr>
-          <w:rFonts w:cstheme="minorHAnsi"/>
-          <w:i/>
-          <w:iCs/>
-          <w:sz w:val="22"/>
-          <w:szCs w:val="22"/>
-        </w:rPr>
-      </w:pPr>
-      <w:r>
-        <w:rPr>
-          <w:rFonts w:cstheme="minorHAnsi"/>
-          <w:i/>
-          <w:iCs/>
-          <w:sz w:val="22"/>
-          <w:szCs w:val="22"/>
-        </w:rPr>
-        <w:t>-- Estructura de tabla para la tabla `productos`</w:t>
-      </w:r>
-    </w:p>
-    <w:p>
-      <w:pPr>
-        <w:jc w:val="both"/>
-        <w:rPr>
-          <w:rFonts w:cstheme="minorHAnsi"/>
-          <w:i/>
-          <w:iCs/>
-          <w:sz w:val="22"/>
-          <w:szCs w:val="22"/>
-        </w:rPr>
-      </w:pPr>
-      <w:r>
-        <w:rPr>
-          <w:rFonts w:cstheme="minorHAnsi"/>
-          <w:i/>
-          <w:iCs/>
-          <w:sz w:val="22"/>
-          <w:szCs w:val="22"/>
-        </w:rPr>
-        <w:t>--</w:t>
-      </w:r>
-    </w:p>
-    <w:p>
-      <w:pPr>
-        <w:jc w:val="both"/>
-        <w:rPr>
-          <w:rFonts w:cstheme="minorHAnsi"/>
-          <w:i/>
-          <w:iCs/>
-          <w:sz w:val="22"/>
-          <w:szCs w:val="22"/>
-        </w:rPr>
-      </w:pPr>
-    </w:p>
-    <w:p>
-      <w:pPr>
-        <w:jc w:val="both"/>
-        <w:rPr>
-          <w:rFonts w:cstheme="minorHAnsi"/>
-          <w:i/>
-          <w:iCs/>
-          <w:sz w:val="22"/>
-          <w:szCs w:val="22"/>
-        </w:rPr>
-      </w:pPr>
-      <w:r>
-        <w:rPr>
-          <w:rFonts w:cstheme="minorHAnsi"/>
-          <w:i/>
-          <w:iCs/>
-          <w:sz w:val="22"/>
-          <w:szCs w:val="22"/>
-        </w:rPr>
-        <w:t>DROP TABLE IF EXISTS `productos`;</w:t>
-      </w:r>
-    </w:p>
-    <w:p>
-      <w:pPr>
-        <w:jc w:val="both"/>
-        <w:rPr>
-          <w:rFonts w:cstheme="minorHAnsi"/>
-          <w:i/>
-          <w:iCs/>
-          <w:sz w:val="22"/>
-          <w:szCs w:val="22"/>
-        </w:rPr>
-      </w:pPr>
-      <w:r>
-        <w:rPr>
-          <w:rFonts w:cstheme="minorHAnsi"/>
-          <w:i/>
-          <w:iCs/>
-          <w:sz w:val="22"/>
-          <w:szCs w:val="22"/>
-        </w:rPr>
-        <w:t>CREATE TABLE `productos` (</w:t>
-      </w:r>
-    </w:p>
-    <w:p>
-      <w:pPr>
-        <w:jc w:val="both"/>
-        <w:rPr>
-          <w:rFonts w:cstheme="minorHAnsi"/>
-          <w:i/>
-          <w:iCs/>
-          <w:sz w:val="22"/>
-          <w:szCs w:val="22"/>
-        </w:rPr>
-      </w:pPr>
-      <w:r>
-        <w:rPr>
-          <w:rFonts w:cstheme="minorHAnsi"/>
-          <w:i/>
-          <w:iCs/>
-          <w:sz w:val="22"/>
-          <w:szCs w:val="22"/>
-        </w:rPr>
-        <w:t xml:space="preserve">  `id` </w:t>
-      </w:r>
-      <w:proofErr w:type="spellStart"/>
-      <w:proofErr w:type="gramStart"/>
-      <w:r>
-        <w:rPr>
-          <w:rFonts w:cstheme="minorHAnsi"/>
-          <w:i/>
-          <w:iCs/>
-          <w:sz w:val="22"/>
-          <w:szCs w:val="22"/>
-        </w:rPr>
-        <w:t>int</w:t>
-      </w:r>
-      <w:proofErr w:type="spellEnd"/>
-      <w:r>
-        <w:rPr>
-          <w:rFonts w:cstheme="minorHAnsi"/>
-          <w:i/>
-          <w:iCs/>
-          <w:sz w:val="22"/>
-          <w:szCs w:val="22"/>
-        </w:rPr>
-        <w:t>(</w:t>
-      </w:r>
-      <w:proofErr w:type="gramEnd"/>
-      <w:r>
-        <w:rPr>
-          <w:rFonts w:cstheme="minorHAnsi"/>
-          <w:i/>
-          <w:iCs/>
-          <w:sz w:val="22"/>
-          <w:szCs w:val="22"/>
-        </w:rPr>
-        <w:t>11) NOT NULL,</w:t>
-      </w:r>
-    </w:p>
-    <w:p>
-      <w:pPr>
-        <w:jc w:val="both"/>
-        <w:rPr>
-          <w:rFonts w:cstheme="minorHAnsi"/>
-          <w:i/>
-          <w:iCs/>
-          <w:sz w:val="22"/>
-          <w:szCs w:val="22"/>
-        </w:rPr>
-      </w:pPr>
-      <w:r>
-        <w:rPr>
-          <w:rFonts w:cstheme="minorHAnsi"/>
-          <w:i/>
-          <w:iCs/>
-          <w:sz w:val="22"/>
-          <w:szCs w:val="22"/>
-        </w:rPr>
-        <w:t xml:space="preserve">  `nombre` </w:t>
-      </w:r>
-      <w:proofErr w:type="spellStart"/>
-      <w:proofErr w:type="gramStart"/>
-      <w:r>
-        <w:rPr>
-          <w:rFonts w:cstheme="minorHAnsi"/>
-          <w:i/>
-          <w:iCs/>
-          <w:sz w:val="22"/>
-          <w:szCs w:val="22"/>
-        </w:rPr>
-        <w:t>varchar</w:t>
-      </w:r>
-      <w:proofErr w:type="spellEnd"/>
-      <w:r>
-        <w:rPr>
-          <w:rFonts w:cstheme="minorHAnsi"/>
-          <w:i/>
-          <w:iCs/>
-          <w:sz w:val="22"/>
-          <w:szCs w:val="22"/>
-        </w:rPr>
-        <w:t>(</w:t>
-      </w:r>
-      <w:proofErr w:type="gramEnd"/>
-      <w:r>
-        <w:rPr>
-          <w:rFonts w:cstheme="minorHAnsi"/>
-          <w:i/>
-          <w:iCs/>
-          <w:sz w:val="22"/>
-          <w:szCs w:val="22"/>
-        </w:rPr>
-        <w:t>50) DEFAULT NULL,</w:t>
-      </w:r>
-    </w:p>
-    <w:p>
-      <w:pPr>
-        <w:jc w:val="both"/>
-        <w:rPr>
-          <w:rFonts w:cstheme="minorHAnsi"/>
-          <w:i/>
-          <w:iCs/>
-          <w:sz w:val="22"/>
-          <w:szCs w:val="22"/>
-        </w:rPr>
-      </w:pPr>
-      <w:r>
-        <w:rPr>
-          <w:rFonts w:cstheme="minorHAnsi"/>
-          <w:i/>
-          <w:iCs/>
-          <w:sz w:val="22"/>
-          <w:szCs w:val="22"/>
-        </w:rPr>
-        <w:t xml:space="preserve">  `cantidad` </w:t>
-      </w:r>
-      <w:proofErr w:type="spellStart"/>
-      <w:proofErr w:type="gramStart"/>
-      <w:r>
-        <w:rPr>
-          <w:rFonts w:cstheme="minorHAnsi"/>
-          <w:i/>
-          <w:iCs/>
-          <w:sz w:val="22"/>
-          <w:szCs w:val="22"/>
-        </w:rPr>
-        <w:t>int</w:t>
-      </w:r>
-      <w:proofErr w:type="spellEnd"/>
-      <w:r>
-        <w:rPr>
-          <w:rFonts w:cstheme="minorHAnsi"/>
-          <w:i/>
-          <w:iCs/>
-          <w:sz w:val="22"/>
-          <w:szCs w:val="22"/>
-        </w:rPr>
-        <w:t>(</w:t>
-      </w:r>
-      <w:proofErr w:type="gramEnd"/>
-      <w:r>
-        <w:rPr>
-          <w:rFonts w:cstheme="minorHAnsi"/>
-          <w:i/>
-          <w:iCs/>
-          <w:sz w:val="22"/>
-          <w:szCs w:val="22"/>
-        </w:rPr>
-        <w:t>50) DEFAULT NULL,</w:t>
-      </w:r>
-    </w:p>
-    <w:p>
-      <w:pPr>
-        <w:jc w:val="both"/>
-        <w:rPr>
-          <w:rFonts w:cstheme="minorHAnsi"/>
-          <w:i/>
-          <w:iCs/>
-          <w:sz w:val="22"/>
-          <w:szCs w:val="22"/>
-        </w:rPr>
-      </w:pPr>
-      <w:r>
-        <w:rPr>
-          <w:rFonts w:cstheme="minorHAnsi"/>
-          <w:i/>
-          <w:iCs/>
-          <w:sz w:val="22"/>
-          <w:szCs w:val="22"/>
-        </w:rPr>
-        <w:t xml:space="preserve">  `precio` </w:t>
-      </w:r>
-      <w:proofErr w:type="spellStart"/>
-      <w:proofErr w:type="gramStart"/>
-      <w:r>
-        <w:rPr>
-          <w:rFonts w:cstheme="minorHAnsi"/>
-          <w:i/>
-          <w:iCs/>
-          <w:sz w:val="22"/>
-          <w:szCs w:val="22"/>
-        </w:rPr>
-        <w:t>int</w:t>
-      </w:r>
-      <w:proofErr w:type="spellEnd"/>
-      <w:r>
-        <w:rPr>
-          <w:rFonts w:cstheme="minorHAnsi"/>
-          <w:i/>
-          <w:iCs/>
-          <w:sz w:val="22"/>
-          <w:szCs w:val="22"/>
-        </w:rPr>
-        <w:t>(</w:t>
-      </w:r>
-      <w:proofErr w:type="gramEnd"/>
-      <w:r>
-        <w:rPr>
-          <w:rFonts w:cstheme="minorHAnsi"/>
-          <w:i/>
-          <w:iCs/>
-          <w:sz w:val="22"/>
-          <w:szCs w:val="22"/>
-        </w:rPr>
-        <w:t>50) DEFAULT NULL</w:t>
+        <w:t>(50) DEFAULT NULL</w:t>
       </w:r>
     </w:p>
     <w:p>
@@ -5014,57 +5201,7 @@
           <w:sz w:val="22"/>
           <w:szCs w:val="22"/>
         </w:rPr>
-        <w:t xml:space="preserve">se encuentra el </w:t>
-      </w:r>
-      <w:r>
-        <w:rPr>
-          <w:rFonts w:cstheme="minorHAnsi"/>
-          <w:i/>
-          <w:iCs/>
-          <w:sz w:val="22"/>
-          <w:szCs w:val="22"/>
-        </w:rPr>
-        <w:t>código</w:t>
-      </w:r>
-      <w:r>
-        <w:rPr>
-          <w:rFonts w:cstheme="minorHAnsi"/>
-          <w:i/>
-          <w:iCs/>
-          <w:sz w:val="22"/>
-          <w:szCs w:val="22"/>
-        </w:rPr>
-        <w:t xml:space="preserve"> visto en clase arreglado y con la capacidad de que tras insertarse de manera correcta te </w:t>
-      </w:r>
-      <w:r>
-        <w:rPr>
-          <w:rFonts w:cstheme="minorHAnsi"/>
-          <w:i/>
-          <w:iCs/>
-          <w:sz w:val="22"/>
-          <w:szCs w:val="22"/>
-        </w:rPr>
-        <w:t>redirige</w:t>
-      </w:r>
-      <w:r>
-        <w:rPr>
-          <w:rFonts w:cstheme="minorHAnsi"/>
-          <w:i/>
-          <w:iCs/>
-          <w:sz w:val="22"/>
-          <w:szCs w:val="22"/>
-        </w:rPr>
-        <w:t xml:space="preserve"> a otra </w:t>
-      </w:r>
-      <w:r>
-        <w:rPr>
-          <w:rFonts w:cstheme="minorHAnsi"/>
-          <w:i/>
-          <w:iCs/>
-          <w:sz w:val="22"/>
-          <w:szCs w:val="22"/>
-        </w:rPr>
-        <w:t>pág</w:t>
+        <w:t>se encuentra el código visto en clase arreglado y con la capacidad de que tras insertarse de manera correcta te redirige a otra pág</w:t>
       </w:r>
       <w:r>
         <w:rPr>
@@ -5096,27 +5233,7 @@
           <w:sz w:val="22"/>
           <w:szCs w:val="22"/>
         </w:rPr>
-        <w:t xml:space="preserve">Dia </w:t>
-      </w:r>
-      <w:r>
-        <w:rPr>
-          <w:rFonts w:cstheme="minorHAnsi"/>
-          <w:i/>
-          <w:iCs/>
-          <w:sz w:val="22"/>
-          <w:szCs w:val="22"/>
-        </w:rPr>
-        <w:t>16</w:t>
-      </w:r>
-      <w:r>
-        <w:rPr>
-          <w:rFonts w:cstheme="minorHAnsi"/>
-          <w:i/>
-          <w:iCs/>
-          <w:sz w:val="22"/>
-          <w:szCs w:val="22"/>
-        </w:rPr>
-        <w:t xml:space="preserve">/4 </w:t>
+        <w:t xml:space="preserve">Dia 16/4 </w:t>
       </w:r>
     </w:p>
     <w:p>
@@ -5187,6 +5304,7 @@
         <w:t>body</w:t>
       </w:r>
       <w:proofErr w:type="spellEnd"/>
+      <w:proofErr w:type="gramEnd"/>
       <w:r>
         <w:rPr>
           <w:rFonts w:cstheme="minorHAnsi"/>
@@ -5197,7 +5315,6 @@
         </w:rPr>
         <w:t>{</w:t>
       </w:r>
-      <w:proofErr w:type="gramEnd"/>
     </w:p>
     <w:p>
       <w:pPr>
@@ -7253,18 +7370,669 @@
           <w:szCs w:val="22"/>
         </w:rPr>
       </w:pPr>
-    </w:p>
-    <w:p>
-      <w:pPr>
-        <w:jc w:val="both"/>
-        <w:rPr>
-          <w:rFonts w:cstheme="minorHAnsi"/>
-          <w:i/>
-          <w:iCs/>
-          <w:sz w:val="22"/>
-          <w:szCs w:val="22"/>
-        </w:rPr>
-      </w:pPr>
+      <w:r>
+        <w:rPr>
+          <w:rFonts w:cstheme="minorHAnsi"/>
+          <w:i/>
+          <w:iCs/>
+          <w:sz w:val="22"/>
+          <w:szCs w:val="22"/>
+        </w:rPr>
+        <w:t>23/4</w:t>
+      </w:r>
+    </w:p>
+    <w:p>
+      <w:pPr>
+        <w:jc w:val="both"/>
+        <w:rPr>
+          <w:rFonts w:cstheme="minorHAnsi"/>
+          <w:i/>
+          <w:iCs/>
+          <w:sz w:val="22"/>
+          <w:szCs w:val="22"/>
+        </w:rPr>
+      </w:pPr>
+      <w:r>
+        <w:rPr>
+          <w:rFonts w:cstheme="minorHAnsi"/>
+          <w:i/>
+          <w:iCs/>
+          <w:sz w:val="22"/>
+          <w:szCs w:val="22"/>
+        </w:rPr>
+        <w:t>En el día de la fecha se agregó la funcionalidad estilo CRUD</w:t>
+      </w:r>
+    </w:p>
+    <w:p>
+      <w:pPr>
+        <w:jc w:val="both"/>
+        <w:rPr>
+          <w:rFonts w:cstheme="minorHAnsi"/>
+          <w:i/>
+          <w:iCs/>
+          <w:sz w:val="22"/>
+          <w:szCs w:val="22"/>
+        </w:rPr>
+      </w:pPr>
+      <w:r>
+        <w:rPr>
+          <w:rFonts w:cstheme="minorHAnsi"/>
+          <w:i/>
+          <w:iCs/>
+          <w:sz w:val="22"/>
+          <w:szCs w:val="22"/>
+        </w:rPr>
+        <w:t>En la página a la que te redirige tras el registro</w:t>
+      </w:r>
+    </w:p>
+    <w:p>
+      <w:pPr>
+        <w:jc w:val="both"/>
+        <w:rPr>
+          <w:rFonts w:cstheme="minorHAnsi"/>
+          <w:i/>
+          <w:iCs/>
+          <w:sz w:val="22"/>
+          <w:szCs w:val="22"/>
+        </w:rPr>
+      </w:pPr>
+      <w:r>
+        <w:rPr>
+          <w:rFonts w:cstheme="minorHAnsi"/>
+          <w:i/>
+          <w:iCs/>
+          <w:sz w:val="22"/>
+          <w:szCs w:val="22"/>
+        </w:rPr>
+        <w:t>30/4</w:t>
+      </w:r>
+    </w:p>
+    <w:p>
+      <w:pPr>
+        <w:jc w:val="both"/>
+        <w:rPr>
+          <w:rFonts w:cstheme="minorHAnsi"/>
+          <w:i/>
+          <w:iCs/>
+          <w:sz w:val="22"/>
+          <w:szCs w:val="22"/>
+        </w:rPr>
+      </w:pPr>
+      <w:r>
+        <w:rPr>
+          <w:rFonts w:cstheme="minorHAnsi"/>
+          <w:i/>
+          <w:iCs/>
+          <w:sz w:val="22"/>
+          <w:szCs w:val="22"/>
+        </w:rPr>
+        <w:t>Este día se basó en la implementación de poder ver el menú y la lógica detrás de algunas partes del CRUD</w:t>
+      </w:r>
+    </w:p>
+    <w:p>
+      <w:pPr>
+        <w:jc w:val="both"/>
+        <w:rPr>
+          <w:rFonts w:cstheme="minorHAnsi"/>
+          <w:i/>
+          <w:iCs/>
+          <w:sz w:val="22"/>
+          <w:szCs w:val="22"/>
+        </w:rPr>
+      </w:pPr>
+    </w:p>
+    <w:p>
+      <w:pPr>
+        <w:jc w:val="both"/>
+        <w:rPr>
+          <w:rFonts w:cstheme="minorHAnsi"/>
+          <w:i/>
+          <w:iCs/>
+          <w:sz w:val="22"/>
+          <w:szCs w:val="22"/>
+        </w:rPr>
+      </w:pPr>
+      <w:r>
+        <w:rPr>
+          <w:rFonts w:cstheme="minorHAnsi"/>
+          <w:i/>
+          <w:iCs/>
+          <w:sz w:val="22"/>
+          <w:szCs w:val="22"/>
+        </w:rPr>
+        <w:lastRenderedPageBreak/>
+        <w:t>6/</w:t>
+      </w:r>
+      <w:r>
+        <w:rPr>
+          <w:rFonts w:cstheme="minorHAnsi"/>
+          <w:i/>
+          <w:iCs/>
+          <w:sz w:val="22"/>
+          <w:szCs w:val="22"/>
+        </w:rPr>
+        <w:t>5</w:t>
+      </w:r>
+    </w:p>
+    <w:p>
+      <w:pPr>
+        <w:jc w:val="both"/>
+        <w:rPr>
+          <w:rFonts w:cstheme="minorHAnsi"/>
+          <w:i/>
+          <w:iCs/>
+          <w:sz w:val="22"/>
+          <w:szCs w:val="22"/>
+        </w:rPr>
+      </w:pPr>
+      <w:r>
+        <w:rPr>
+          <w:rFonts w:cstheme="minorHAnsi"/>
+          <w:i/>
+          <w:iCs/>
+          <w:sz w:val="22"/>
+          <w:szCs w:val="22"/>
+        </w:rPr>
+        <w:t xml:space="preserve">Hoy estuvimos creando todos los </w:t>
+      </w:r>
+      <w:proofErr w:type="spellStart"/>
+      <w:r>
+        <w:rPr>
+          <w:rFonts w:cstheme="minorHAnsi"/>
+          <w:i/>
+          <w:iCs/>
+          <w:sz w:val="22"/>
+          <w:szCs w:val="22"/>
+        </w:rPr>
+        <w:t>procedures</w:t>
+      </w:r>
+      <w:proofErr w:type="spellEnd"/>
+      <w:r>
+        <w:rPr>
+          <w:rFonts w:cstheme="minorHAnsi"/>
+          <w:i/>
+          <w:iCs/>
+          <w:sz w:val="22"/>
+          <w:szCs w:val="22"/>
+        </w:rPr>
+        <w:t xml:space="preserve"> en la DB</w:t>
+      </w:r>
+    </w:p>
+    <w:p>
+      <w:pPr>
+        <w:jc w:val="both"/>
+        <w:rPr>
+          <w:rFonts w:cstheme="minorHAnsi"/>
+          <w:i/>
+          <w:iCs/>
+          <w:sz w:val="22"/>
+          <w:szCs w:val="22"/>
+        </w:rPr>
+      </w:pPr>
+      <w:r>
+        <w:rPr>
+          <w:rFonts w:cstheme="minorHAnsi"/>
+          <w:i/>
+          <w:iCs/>
+          <w:sz w:val="22"/>
+          <w:szCs w:val="22"/>
+        </w:rPr>
+        <w:t>13/5</w:t>
+      </w:r>
+    </w:p>
+    <w:p>
+      <w:pPr>
+        <w:jc w:val="both"/>
+        <w:rPr>
+          <w:rFonts w:cstheme="minorHAnsi"/>
+          <w:i/>
+          <w:iCs/>
+          <w:sz w:val="22"/>
+          <w:szCs w:val="22"/>
+        </w:rPr>
+      </w:pPr>
+      <w:r>
+        <w:rPr>
+          <w:rFonts w:cstheme="minorHAnsi"/>
+          <w:i/>
+          <w:iCs/>
+          <w:sz w:val="22"/>
+          <w:szCs w:val="22"/>
+        </w:rPr>
+        <w:t xml:space="preserve">Hoy se pasó todo el día en la reconstrucción de la página para implementar los </w:t>
+      </w:r>
+      <w:proofErr w:type="spellStart"/>
+      <w:r>
+        <w:rPr>
+          <w:rFonts w:cstheme="minorHAnsi"/>
+          <w:i/>
+          <w:iCs/>
+          <w:sz w:val="22"/>
+          <w:szCs w:val="22"/>
+        </w:rPr>
+        <w:t>procedures</w:t>
+      </w:r>
+      <w:proofErr w:type="spellEnd"/>
+      <w:r>
+        <w:rPr>
+          <w:rFonts w:cstheme="minorHAnsi"/>
+          <w:i/>
+          <w:iCs/>
+          <w:sz w:val="22"/>
+          <w:szCs w:val="22"/>
+        </w:rPr>
+        <w:t xml:space="preserve"> también se creó el </w:t>
+      </w:r>
+      <w:proofErr w:type="spellStart"/>
+      <w:r>
+        <w:rPr>
+          <w:rFonts w:cstheme="minorHAnsi"/>
+          <w:i/>
+          <w:iCs/>
+          <w:sz w:val="22"/>
+          <w:szCs w:val="22"/>
+        </w:rPr>
+        <w:t>trigger</w:t>
+      </w:r>
+      <w:proofErr w:type="spellEnd"/>
+      <w:r>
+        <w:rPr>
+          <w:rFonts w:cstheme="minorHAnsi"/>
+          <w:i/>
+          <w:iCs/>
+          <w:sz w:val="22"/>
+          <w:szCs w:val="22"/>
+        </w:rPr>
+        <w:t xml:space="preserve"> necesario y la transacción que se solicito</w:t>
+      </w:r>
+    </w:p>
+    <w:p>
+      <w:pPr>
+        <w:jc w:val="both"/>
+        <w:rPr>
+          <w:rFonts w:cstheme="minorHAnsi"/>
+          <w:i/>
+          <w:iCs/>
+          <w:sz w:val="22"/>
+          <w:szCs w:val="22"/>
+        </w:rPr>
+      </w:pPr>
+      <w:r>
+        <w:rPr>
+          <w:rFonts w:cstheme="minorHAnsi"/>
+          <w:i/>
+          <w:iCs/>
+          <w:sz w:val="22"/>
+          <w:szCs w:val="22"/>
+        </w:rPr>
+        <w:t>20/5</w:t>
+      </w:r>
+    </w:p>
+    <w:p>
+      <w:pPr>
+        <w:jc w:val="both"/>
+        <w:rPr>
+          <w:rFonts w:cstheme="minorHAnsi"/>
+          <w:i/>
+          <w:iCs/>
+          <w:sz w:val="22"/>
+          <w:szCs w:val="22"/>
+        </w:rPr>
+      </w:pPr>
+      <w:proofErr w:type="gramStart"/>
+      <w:r>
+        <w:rPr>
+          <w:rFonts w:cstheme="minorHAnsi"/>
+          <w:i/>
+          <w:iCs/>
+          <w:sz w:val="22"/>
+          <w:szCs w:val="22"/>
+        </w:rPr>
+        <w:t>se</w:t>
+      </w:r>
+      <w:proofErr w:type="gramEnd"/>
+      <w:r>
+        <w:rPr>
+          <w:rFonts w:cstheme="minorHAnsi"/>
+          <w:i/>
+          <w:iCs/>
+          <w:sz w:val="22"/>
+          <w:szCs w:val="22"/>
+        </w:rPr>
+        <w:t xml:space="preserve"> implementó el sistema de un carrito y </w:t>
+      </w:r>
+      <w:r>
+        <w:rPr>
+          <w:rFonts w:cstheme="minorHAnsi"/>
+          <w:i/>
+          <w:iCs/>
+          <w:sz w:val="22"/>
+          <w:szCs w:val="22"/>
+        </w:rPr>
+        <w:t>surgió</w:t>
+      </w:r>
+      <w:r>
+        <w:rPr>
+          <w:rFonts w:cstheme="minorHAnsi"/>
+          <w:i/>
+          <w:iCs/>
+          <w:sz w:val="22"/>
+          <w:szCs w:val="22"/>
+        </w:rPr>
+        <w:t xml:space="preserve"> el error de que se podía editar los productos siendo </w:t>
+      </w:r>
+      <w:r>
+        <w:rPr>
+          <w:rFonts w:cstheme="minorHAnsi"/>
+          <w:i/>
+          <w:iCs/>
+          <w:sz w:val="22"/>
+          <w:szCs w:val="22"/>
+        </w:rPr>
+        <w:t>amín</w:t>
+      </w:r>
+      <w:r>
+        <w:rPr>
+          <w:rFonts w:cstheme="minorHAnsi"/>
+          <w:i/>
+          <w:iCs/>
+          <w:sz w:val="22"/>
+          <w:szCs w:val="22"/>
+        </w:rPr>
+        <w:t xml:space="preserve"> y poner stock negativo </w:t>
+      </w:r>
+    </w:p>
+    <w:p>
+      <w:pPr>
+        <w:jc w:val="both"/>
+        <w:rPr>
+          <w:rFonts w:cstheme="minorHAnsi"/>
+          <w:i/>
+          <w:iCs/>
+          <w:sz w:val="22"/>
+          <w:szCs w:val="22"/>
+        </w:rPr>
+      </w:pPr>
+    </w:p>
+    <w:p>
+      <w:pPr>
+        <w:jc w:val="both"/>
+        <w:rPr>
+          <w:rFonts w:cstheme="minorHAnsi"/>
+          <w:i/>
+          <w:iCs/>
+          <w:sz w:val="22"/>
+          <w:szCs w:val="22"/>
+        </w:rPr>
+      </w:pPr>
+      <w:proofErr w:type="spellStart"/>
+      <w:proofErr w:type="gramStart"/>
+      <w:r>
+        <w:rPr>
+          <w:rFonts w:cstheme="minorHAnsi"/>
+          <w:i/>
+          <w:iCs/>
+          <w:sz w:val="22"/>
+          <w:szCs w:val="22"/>
+        </w:rPr>
+        <w:t>tambien</w:t>
+      </w:r>
+      <w:proofErr w:type="spellEnd"/>
+      <w:proofErr w:type="gramEnd"/>
+      <w:r>
+        <w:rPr>
+          <w:rFonts w:cstheme="minorHAnsi"/>
+          <w:i/>
+          <w:iCs/>
+          <w:sz w:val="22"/>
+          <w:szCs w:val="22"/>
+        </w:rPr>
+        <w:t xml:space="preserve"> </w:t>
+      </w:r>
+      <w:proofErr w:type="spellStart"/>
+      <w:r>
+        <w:rPr>
+          <w:rFonts w:cstheme="minorHAnsi"/>
+          <w:i/>
+          <w:iCs/>
+          <w:sz w:val="22"/>
+          <w:szCs w:val="22"/>
+        </w:rPr>
+        <w:t>surgio</w:t>
+      </w:r>
+      <w:proofErr w:type="spellEnd"/>
+      <w:r>
+        <w:rPr>
+          <w:rFonts w:cstheme="minorHAnsi"/>
+          <w:i/>
+          <w:iCs/>
+          <w:sz w:val="22"/>
+          <w:szCs w:val="22"/>
+        </w:rPr>
+        <w:t xml:space="preserve"> el problema de que se podía comprar </w:t>
+      </w:r>
+      <w:proofErr w:type="spellStart"/>
+      <w:r>
+        <w:rPr>
+          <w:rFonts w:cstheme="minorHAnsi"/>
+          <w:i/>
+          <w:iCs/>
+          <w:sz w:val="22"/>
+          <w:szCs w:val="22"/>
+        </w:rPr>
+        <w:t>mas</w:t>
+      </w:r>
+      <w:proofErr w:type="spellEnd"/>
+      <w:r>
+        <w:rPr>
+          <w:rFonts w:cstheme="minorHAnsi"/>
+          <w:i/>
+          <w:iCs/>
+          <w:sz w:val="22"/>
+          <w:szCs w:val="22"/>
+        </w:rPr>
+        <w:t xml:space="preserve"> de los que había o gastar </w:t>
+      </w:r>
+      <w:proofErr w:type="spellStart"/>
+      <w:r>
+        <w:rPr>
+          <w:rFonts w:cstheme="minorHAnsi"/>
+          <w:i/>
+          <w:iCs/>
+          <w:sz w:val="22"/>
+          <w:szCs w:val="22"/>
+        </w:rPr>
+        <w:t>mas</w:t>
+      </w:r>
+      <w:proofErr w:type="spellEnd"/>
+      <w:r>
+        <w:rPr>
+          <w:rFonts w:cstheme="minorHAnsi"/>
+          <w:i/>
+          <w:iCs/>
+          <w:sz w:val="22"/>
+          <w:szCs w:val="22"/>
+        </w:rPr>
+        <w:t xml:space="preserve"> de lo disponible </w:t>
+      </w:r>
+    </w:p>
+    <w:p>
+      <w:pPr>
+        <w:jc w:val="both"/>
+        <w:rPr>
+          <w:rFonts w:cstheme="minorHAnsi"/>
+          <w:i/>
+          <w:iCs/>
+          <w:sz w:val="22"/>
+          <w:szCs w:val="22"/>
+        </w:rPr>
+      </w:pPr>
+      <w:r>
+        <w:rPr>
+          <w:rFonts w:cstheme="minorHAnsi"/>
+          <w:i/>
+          <w:iCs/>
+          <w:sz w:val="22"/>
+          <w:szCs w:val="22"/>
+        </w:rPr>
+        <w:t>24/5</w:t>
+      </w:r>
+    </w:p>
+    <w:p>
+      <w:pPr>
+        <w:jc w:val="both"/>
+        <w:rPr>
+          <w:rFonts w:cstheme="minorHAnsi"/>
+          <w:i/>
+          <w:iCs/>
+          <w:sz w:val="22"/>
+          <w:szCs w:val="22"/>
+        </w:rPr>
+      </w:pPr>
+      <w:r>
+        <w:rPr>
+          <w:rFonts w:cstheme="minorHAnsi"/>
+          <w:i/>
+          <w:iCs/>
+          <w:sz w:val="22"/>
+          <w:szCs w:val="22"/>
+        </w:rPr>
+        <w:t xml:space="preserve">Se </w:t>
+      </w:r>
+      <w:proofErr w:type="spellStart"/>
+      <w:r>
+        <w:rPr>
+          <w:rFonts w:cstheme="minorHAnsi"/>
+          <w:i/>
+          <w:iCs/>
+          <w:sz w:val="22"/>
+          <w:szCs w:val="22"/>
+        </w:rPr>
+        <w:t>agrego</w:t>
+      </w:r>
+      <w:proofErr w:type="spellEnd"/>
+      <w:r>
+        <w:rPr>
+          <w:rFonts w:cstheme="minorHAnsi"/>
+          <w:i/>
+          <w:iCs/>
+          <w:sz w:val="22"/>
+          <w:szCs w:val="22"/>
+        </w:rPr>
+        <w:t xml:space="preserve"> la función de cambiar algunos datos del perfil y se </w:t>
+      </w:r>
+      <w:proofErr w:type="spellStart"/>
+      <w:r>
+        <w:rPr>
+          <w:rFonts w:cstheme="minorHAnsi"/>
+          <w:i/>
+          <w:iCs/>
+          <w:sz w:val="22"/>
+          <w:szCs w:val="22"/>
+        </w:rPr>
+        <w:t>corrijio</w:t>
+      </w:r>
+      <w:proofErr w:type="spellEnd"/>
+      <w:r>
+        <w:rPr>
+          <w:rFonts w:cstheme="minorHAnsi"/>
+          <w:i/>
+          <w:iCs/>
+          <w:sz w:val="22"/>
+          <w:szCs w:val="22"/>
+        </w:rPr>
+        <w:t xml:space="preserve"> algunos errores </w:t>
+      </w:r>
+    </w:p>
+    <w:p>
+      <w:pPr>
+        <w:jc w:val="both"/>
+        <w:rPr>
+          <w:rFonts w:cstheme="minorHAnsi"/>
+          <w:i/>
+          <w:iCs/>
+          <w:sz w:val="22"/>
+          <w:szCs w:val="22"/>
+        </w:rPr>
+      </w:pPr>
+      <w:r>
+        <w:rPr>
+          <w:rFonts w:cstheme="minorHAnsi"/>
+          <w:i/>
+          <w:iCs/>
+          <w:sz w:val="22"/>
+          <w:szCs w:val="22"/>
+        </w:rPr>
+        <w:t xml:space="preserve">4/6 </w:t>
+      </w:r>
+    </w:p>
+    <w:p>
+      <w:pPr>
+        <w:jc w:val="both"/>
+        <w:rPr>
+          <w:rFonts w:cstheme="minorHAnsi"/>
+          <w:i/>
+          <w:iCs/>
+          <w:sz w:val="22"/>
+          <w:szCs w:val="22"/>
+        </w:rPr>
+      </w:pPr>
+      <w:r>
+        <w:rPr>
+          <w:rFonts w:cstheme="minorHAnsi"/>
+          <w:i/>
+          <w:iCs/>
+          <w:sz w:val="22"/>
+          <w:szCs w:val="22"/>
+        </w:rPr>
+        <w:t xml:space="preserve">Se </w:t>
+      </w:r>
+      <w:proofErr w:type="spellStart"/>
+      <w:r>
+        <w:rPr>
+          <w:rFonts w:cstheme="minorHAnsi"/>
+          <w:i/>
+          <w:iCs/>
+          <w:sz w:val="22"/>
+          <w:szCs w:val="22"/>
+        </w:rPr>
+        <w:t>entrego</w:t>
+      </w:r>
+      <w:proofErr w:type="spellEnd"/>
+      <w:r>
+        <w:rPr>
+          <w:rFonts w:cstheme="minorHAnsi"/>
+          <w:i/>
+          <w:iCs/>
+          <w:sz w:val="22"/>
+          <w:szCs w:val="22"/>
+        </w:rPr>
+        <w:t xml:space="preserve"> para testear el proyecto al profe </w:t>
+      </w:r>
+      <w:proofErr w:type="spellStart"/>
+      <w:r>
+        <w:rPr>
+          <w:rFonts w:cstheme="minorHAnsi"/>
+          <w:i/>
+          <w:iCs/>
+          <w:sz w:val="22"/>
+          <w:szCs w:val="22"/>
+        </w:rPr>
+        <w:t>fefu</w:t>
+      </w:r>
+      <w:proofErr w:type="spellEnd"/>
+      <w:r>
+        <w:rPr>
+          <w:rFonts w:cstheme="minorHAnsi"/>
+          <w:i/>
+          <w:iCs/>
+          <w:sz w:val="22"/>
+          <w:szCs w:val="22"/>
+        </w:rPr>
+        <w:t xml:space="preserve"> y facu</w:t>
+      </w:r>
+      <w:bookmarkStart w:id="0" w:name="_GoBack"/>
+      <w:bookmarkEnd w:id="0"/>
     </w:p>
     <w:p>
       <w:pPr>
@@ -7313,7 +8081,7 @@
 </file>
 
 <file path=word/styles.xml><?xml version="1.0" encoding="utf-8"?>
-<w:styles xmlns:mc="http://schemas.openxmlformats.org/markup-compatibility/2006" xmlns:r="http://schemas.openxmlformats.org/officeDocument/2006/relationships" xmlns:w="http://schemas.openxmlformats.org/wordprocessingml/2006/main" xmlns:w14="http://schemas.microsoft.com/office/word/2010/wordml" xmlns:w15="http://schemas.microsoft.com/office/word/2012/wordml" xmlns:w16cex="http://schemas.microsoft.com/office/word/2018/wordml/cex" xmlns:w16cid="http://schemas.microsoft.com/office/word/2016/wordml/cid" xmlns:w16="http://schemas.microsoft.com/office/word/2018/wordml" xmlns:w16du="http://schemas.microsoft.com/office/word/2023/wordml/word16du" xmlns:w16sdtdh="http://schemas.microsoft.com/office/word/2020/wordml/sdtdatahash" xmlns:w16sdtfl="http://schemas.microsoft.com/office/word/2024/wordml/sdtformatlock" xmlns:w16se="http://schemas.microsoft.com/office/word/2015/wordml/symex" mc:Ignorable="w14 w15 w16se w16cid w16 w16cex w16sdtdh w16sdtfl w16du">
+<w:styles xmlns:mc="http://schemas.openxmlformats.org/markup-compatibility/2006" xmlns:r="http://schemas.openxmlformats.org/officeDocument/2006/relationships" xmlns:w="http://schemas.openxmlformats.org/wordprocessingml/2006/main" xmlns:w14="http://schemas.microsoft.com/office/word/2010/wordml" xmlns:w15="http://schemas.microsoft.com/office/word/2012/wordml" mc:Ignorable="w14 w15">
   <w:docDefaults>
     <w:rPrDefault>
       <w:rPr>
@@ -7331,7 +8099,7 @@
       </w:pPr>
     </w:pPrDefault>
   </w:docDefaults>
-  <w:latentStyles w:defLockedState="0" w:defUIPriority="99" w:defSemiHidden="0" w:defUnhideWhenUsed="0" w:defQFormat="0" w:count="376">
+  <w:latentStyles w:defLockedState="0" w:defUIPriority="99" w:defSemiHidden="0" w:defUnhideWhenUsed="0" w:defQFormat="0" w:count="371">
     <w:lsdException w:name="Normal" w:uiPriority="0" w:qFormat="1"/>
     <w:lsdException w:name="heading 1" w:uiPriority="9" w:qFormat="1"/>
     <w:lsdException w:name="heading 2" w:semiHidden="1" w:uiPriority="9" w:unhideWhenUsed="1" w:qFormat="1"/>
@@ -7703,11 +8471,6 @@
     <w:lsdException w:name="List Table 5 Dark Accent 6" w:uiPriority="50"/>
     <w:lsdException w:name="List Table 6 Colorful Accent 6" w:uiPriority="51"/>
     <w:lsdException w:name="List Table 7 Colorful Accent 6" w:uiPriority="52"/>
-    <w:lsdException w:name="Mention" w:semiHidden="1" w:unhideWhenUsed="1"/>
-    <w:lsdException w:name="Smart Hyperlink" w:semiHidden="1" w:unhideWhenUsed="1"/>
-    <w:lsdException w:name="Hashtag" w:semiHidden="1" w:unhideWhenUsed="1"/>
-    <w:lsdException w:name="Unresolved Mention" w:semiHidden="1" w:unhideWhenUsed="1"/>
-    <w:lsdException w:name="Smart Link" w:semiHidden="1" w:unhideWhenUsed="1"/>
   </w:latentStyles>
   <w:style w:type="paragraph" w:default="1" w:styleId="Normal">
     <w:name w:val="Normal"/>
@@ -7915,6 +8678,7 @@
   <w:style w:type="character" w:default="1" w:styleId="Fuentedeprrafopredeter">
     <w:name w:val="Default Paragraph Font"/>
     <w:uiPriority w:val="1"/>
+    <w:semiHidden/>
     <w:unhideWhenUsed/>
   </w:style>
   <w:style w:type="table" w:default="1" w:styleId="Tablanormal">
@@ -8057,11 +8821,11 @@
       <w:color w:val="272727" w:themeColor="text1" w:themeTint="D8"/>
     </w:rPr>
   </w:style>
-  <w:style w:type="paragraph" w:styleId="Ttulo">
+  <w:style w:type="paragraph" w:styleId="Puesto">
     <w:name w:val="Title"/>
     <w:basedOn w:val="Normal"/>
     <w:next w:val="Normal"/>
-    <w:link w:val="TtuloCar"/>
+    <w:link w:val="PuestoCar"/>
     <w:uiPriority w:val="10"/>
     <w:qFormat/>
     <w:rsid w:val="00B85200"/>
@@ -8077,10 +8841,10 @@
       <w:szCs w:val="56"/>
     </w:rPr>
   </w:style>
-  <w:style w:type="character" w:customStyle="1" w:styleId="TtuloCar">
-    <w:name w:val="Título Car"/>
+  <w:style w:type="character" w:customStyle="1" w:styleId="PuestoCar">
+    <w:name w:val="Puesto Car"/>
     <w:basedOn w:val="Fuentedeprrafopredeter"/>
-    <w:link w:val="Ttulo"/>
+    <w:link w:val="Puesto"/>
     <w:uiPriority w:val="10"/>
     <w:rsid w:val="00B85200"/>
     <w:rPr>
